--- a/docs/FerryCast_완도군청_제안서_v2.docx
+++ b/docs/FerryCast_완도군청_제안서_v2.docx
@@ -360,7 +360,7 @@
         <w:pStyle w:val="FirstParagraph"/>
       </w:pPr>
       <w:r>
-        <w:t xml:space="preserve">완도에서 배는 도로다. 청산도·소안도·보길도 주민에게 여객선은 출퇴근길이고 장 보러 가는 길이며, 관광객에게는 섬에 닿는 유일한 수단이다.</w:t>
+        <w:t xml:space="preserve">완도에서 배는 도로입니다. 청산도·소안도·보길도 주민에게 여객선은 출퇴근길이고 장 보러 가는 길이며, 관광객에게는 섬에 닿는 유일한 수단입니다.</w:t>
       </w:r>
     </w:p>
     <w:p>
@@ -368,7 +368,7 @@
         <w:pStyle w:val="BodyText"/>
       </w:pPr>
       <w:r>
-        <w:t xml:space="preserve">그런데 이 배가 언제 뜨는지를 알아보는 일이 의외로 번거롭다. 청산도 배 시간을 확인하려고 네이버에 검색하면, 정작 시간표는 누군가 정리해 둔 블로그 글에서 찾아야 했다. 그마저 오래된 정보일 때가 많아, 결국 항만 터미널에 전화를 걸어 물어보곤 했다. 배편 정보를 모바일 화면에 맞게 한눈에 보여주는 곳을 끝내 찾지 못했다.</w:t>
+        <w:t xml:space="preserve">그런데 이 배가 언제 뜨는지를 알아보는 일이 의외로 번거로웠습니다. 청산도 배 시간을 확인하려고 네이버에 검색하면, 정작 시간표는 누군가 정리해 둔 블로그 글에서 찾아야 했습니다. 그마저 오래된 정보일 때가 많아, 결국 항만 터미널에 전화를 걸어 물어보곤 했습니다. 배편 정보를 모바일 화면에 맞게 한눈에 보여주는 곳을 끝내 찾지 못했습니다.</w:t>
       </w:r>
     </w:p>
     <w:p>
@@ -376,7 +376,7 @@
         <w:pStyle w:val="BodyText"/>
       </w:pPr>
       <w:r>
-        <w:t xml:space="preserve">시간표는 선사마다, 결항은 또 다른 곳에, 날씨와 물때는 각각 다른 사이트에 흩어져 있다. 그러다 보니 사람들은 터미널에 도착해서야</w:t>
+        <w:t xml:space="preserve">시간표는 선사마다, 결항은 또 다른 곳에, 날씨와 물때는 각각 다른 사이트에 흩어져 있습니다. 그러다 보니 사람들은 터미널에 도착해서야</w:t>
       </w:r>
       <w:r>
         <w:t xml:space="preserve"> </w:t>
@@ -385,7 +385,7 @@
         <w:t xml:space="preserve">“오늘 결항입니다”</w:t>
       </w:r>
       <w:r>
-        <w:t xml:space="preserve">라는 말을 듣기도 한다.</w:t>
+        <w:t xml:space="preserve">라는 말을 듣기도 합니다.</w:t>
       </w:r>
     </w:p>
     <w:p>
@@ -406,7 +406,7 @@
         <w:t xml:space="preserve">한 화면, 클릭 없는 즉시 확인</w:t>
       </w:r>
       <w:r>
-        <w:t xml:space="preserve">으로 모았다. 군의 예산이나 인력을 쓰지 않고 민간이 직접 만들어 이미 운영하고 있다. 지금 https://ferrycast.kr 에서 바로 열린다.</w:t>
+        <w:t xml:space="preserve">으로 모았습니다. 군의 예산이나 인력을 쓰지 않고 민간이 직접 만들어 이미 운영하고 있습니다. 지금 https://ferrycast.kr 에서 바로 열립니다.</w:t>
       </w:r>
     </w:p>
     <w:p>
@@ -431,7 +431,7 @@
         <w:pStyle w:val="FirstParagraph"/>
       </w:pPr>
       <w:r>
-        <w:t xml:space="preserve">완도는 기상 변화로 결항이 잦다. 그만큼 정보가 중요한데, 정작 그 정보가 흩어져 있다.</w:t>
+        <w:t xml:space="preserve">완도는 기상 변화로 결항이 잦습니다. 그만큼 정보가 중요한데, 정작 그 정보가 흩어져 있습니다.</w:t>
       </w:r>
     </w:p>
     <w:p>
@@ -447,13 +447,13 @@
           <w:b/>
           <w:bCs/>
         </w:rPr>
-        <w:t xml:space="preserve">시간표·결항·날씨가 따로 논다.</w:t>
-      </w:r>
-      <w:r>
-        <w:t xml:space="preserve"> </w:t>
-      </w:r>
-      <w:r>
-        <w:t xml:space="preserve">이용자는 세 곳을 따로 확인해야 한다.</w:t>
+        <w:t xml:space="preserve">시간표·결항·날씨가 따로 있습니다.</w:t>
+      </w:r>
+      <w:r>
+        <w:t xml:space="preserve"> </w:t>
+      </w:r>
+      <w:r>
+        <w:t xml:space="preserve">이용자는 세 곳을 따로 확인해야 합니다.</w:t>
       </w:r>
     </w:p>
     <w:p>
@@ -469,13 +469,13 @@
           <w:b/>
           <w:bCs/>
         </w:rPr>
-        <w:t xml:space="preserve">관광객은 어디를 봐야 할지 모른다.</w:t>
-      </w:r>
-      <w:r>
-        <w:t xml:space="preserve"> </w:t>
-      </w:r>
-      <w:r>
-        <w:t xml:space="preserve">검색해도 선사별·항로별로 흩어져 나와, 터미널에서야 결항을 안다.</w:t>
+        <w:t xml:space="preserve">관광객은 어디를 봐야 할지 모릅니다.</w:t>
+      </w:r>
+      <w:r>
+        <w:t xml:space="preserve"> </w:t>
+      </w:r>
+      <w:r>
+        <w:t xml:space="preserve">검색해도 선사별·항로별로 흩어져 나와, 터미널에서야 결항을 알게 됩니다.</w:t>
       </w:r>
     </w:p>
     <w:p>
@@ -491,13 +491,13 @@
           <w:b/>
           <w:bCs/>
         </w:rPr>
-        <w:t xml:space="preserve">고령 군민에게는 더 멀다.</w:t>
-      </w:r>
-      <w:r>
-        <w:t xml:space="preserve"> </w:t>
-      </w:r>
-      <w:r>
-        <w:t xml:space="preserve">여러 사이트를 오가며 작은 글씨를 읽는 일 자체가 장벽이다.</w:t>
+        <w:t xml:space="preserve">고령 군민에게는 더 어렵습니다.</w:t>
+      </w:r>
+      <w:r>
+        <w:t xml:space="preserve"> </w:t>
+      </w:r>
+      <w:r>
+        <w:t xml:space="preserve">여러 사이트를 오가며 작은 글씨를 읽는 일 자체가 장벽입니다.</w:t>
       </w:r>
     </w:p>
     <w:p>
@@ -505,7 +505,7 @@
         <w:pStyle w:val="FirstParagraph"/>
       </w:pPr>
       <w:r>
-        <w:t xml:space="preserve">문제의 진짜 원인은 정보가 없어서가 아니다.</w:t>
+        <w:t xml:space="preserve">문제의 진짜 원인은 정보가 없어서가 아닙니다.</w:t>
       </w:r>
       <w:r>
         <w:t xml:space="preserve"> </w:t>
@@ -518,7 +518,7 @@
         <w:t xml:space="preserve">정보가 흩어져 있고, 찾는 과정이 어렵기 때문</w:t>
       </w:r>
       <w:r>
-        <w:t xml:space="preserve">이다. 그렇다면 해법은 분명하다. 한곳에 모으고, 찾는 과정을 없애면 된다.</w:t>
+        <w:t xml:space="preserve">입니다. 해법은 분명합니다. 한곳에 모으고, 찾는 과정을 없애면 됩니다.</w:t>
       </w:r>
     </w:p>
     <w:p>
@@ -543,7 +543,7 @@
         <w:pStyle w:val="FirstParagraph"/>
       </w:pPr>
       <w:r>
-        <w:t xml:space="preserve">배편 정보를 다루는 서비스는 이미 있다. 숨기지 않고 먼저 밝힌다.</w:t>
+        <w:t xml:space="preserve">배편 정보를 다루는 서비스는 이미 있습니다. 숨기지 않고 먼저 밝힙니다.</w:t>
       </w:r>
     </w:p>
     <w:tbl>
@@ -642,7 +642,7 @@
               <w:pStyle w:val="Compact"/>
             </w:pPr>
             <w:r>
-              <w:t xml:space="preserve">앱 설치·회원가입 필요. 전국 대상이라 완도만 보려면 검색·선택. 날씨·물때 없음</w:t>
+              <w:t xml:space="preserve">앱 설치·회원가입이 필요합니다. 전국 대상이라 완도만 보려면 검색·선택해야 합니다. 날씨·물때를 제공하지 않습니다</w:t>
             </w:r>
           </w:p>
         </w:tc>
@@ -677,7 +677,7 @@
               <w:pStyle w:val="Compact"/>
             </w:pPr>
             <w:r>
-              <w:t xml:space="preserve">항로마다 흩어짐. 결항·날씨 통합 안 됨</w:t>
+              <w:t xml:space="preserve">항로마다 흩어져 있고, 결항·날씨가 통합되지 않습니다</w:t>
             </w:r>
           </w:p>
         </w:tc>
@@ -712,7 +712,7 @@
               <w:pStyle w:val="Compact"/>
             </w:pPr>
             <w:r>
-              <w:t xml:space="preserve">일반 이용자에게 접근성 낮음</w:t>
+              <w:t xml:space="preserve">일반 이용자에게 접근성이 낮습니다</w:t>
             </w:r>
           </w:p>
         </w:tc>
@@ -733,7 +733,7 @@
           <w:b/>
           <w:bCs/>
         </w:rPr>
-        <w:t xml:space="preserve">경쟁하지 않는다. 보완한다.</w:t>
+        <w:t xml:space="preserve">경쟁하지 않습니다. 보완합니다.</w:t>
       </w:r>
     </w:p>
     <w:p>
@@ -749,7 +749,7 @@
           <w:b/>
           <w:bCs/>
         </w:rPr>
-        <w:t xml:space="preserve">목적이 다르다.</w:t>
+        <w:t xml:space="preserve">목적이 다릅니다.</w:t>
       </w:r>
       <w:r>
         <w:t xml:space="preserve"> </w:t>
@@ -771,7 +771,7 @@
         <w:t xml:space="preserve"> </w:t>
       </w:r>
       <w:r>
-        <w:t xml:space="preserve">곳, FerryCast는</w:t>
+        <w:t xml:space="preserve">곳이고, FerryCast는</w:t>
       </w:r>
       <w:r>
         <w:t xml:space="preserve"> </w:t>
@@ -796,7 +796,7 @@
         <w:t xml:space="preserve"> </w:t>
       </w:r>
       <w:r>
-        <w:t xml:space="preserve">곳이다. 실제로 FerryCast는 예매 단계에서 한국해운조합 예매 페이지로 연결한다.</w:t>
+        <w:t xml:space="preserve">곳입니다. 실제로 FerryCast는 예매 단계에서 한국해운조합 예매 페이지로 연결합니다.</w:t>
       </w:r>
     </w:p>
     <w:p>
@@ -812,13 +812,13 @@
           <w:b/>
           <w:bCs/>
         </w:rPr>
-        <w:t xml:space="preserve">설치·로그인이 없다.</w:t>
-      </w:r>
-      <w:r>
-        <w:t xml:space="preserve"> </w:t>
-      </w:r>
-      <w:r>
-        <w:t xml:space="preserve">QR을 비추거나 주소만 넣으면 열린다. 회원가입 화면이 없다.</w:t>
+        <w:t xml:space="preserve">설치·로그인이 없습니다.</w:t>
+      </w:r>
+      <w:r>
+        <w:t xml:space="preserve"> </w:t>
+      </w:r>
+      <w:r>
+        <w:t xml:space="preserve">QR을 비추거나 주소만 입력하면 열립니다. 회원가입 화면이 없습니다.</w:t>
       </w:r>
     </w:p>
     <w:p>
@@ -834,13 +834,13 @@
           <w:b/>
           <w:bCs/>
         </w:rPr>
-        <w:t xml:space="preserve">완도에 특화했다.</w:t>
-      </w:r>
-      <w:r>
-        <w:t xml:space="preserve"> </w:t>
-      </w:r>
-      <w:r>
-        <w:t xml:space="preserve">전국 앱에서 완도를 찾아 들어갈 필요 없이, 완도 항로만 첫 화면에 모았다.</w:t>
+        <w:t xml:space="preserve">완도에 특화했습니다.</w:t>
+      </w:r>
+      <w:r>
+        <w:t xml:space="preserve"> </w:t>
+      </w:r>
+      <w:r>
+        <w:t xml:space="preserve">전국 앱에서 완도를 찾아 들어갈 필요 없이, 완도 항로만 첫 화면에 모았습니다.</w:t>
       </w:r>
     </w:p>
     <w:p>
@@ -856,13 +856,13 @@
           <w:b/>
           <w:bCs/>
         </w:rPr>
-        <w:t xml:space="preserve">날씨·파고·물때를 함께 본다.</w:t>
-      </w:r>
-      <w:r>
-        <w:t xml:space="preserve"> </w:t>
-      </w:r>
-      <w:r>
-        <w:t xml:space="preserve">예매 앱에는 없는 정보다. 뱃길은 시간표만으로 판단할 수 없다.</w:t>
+        <w:t xml:space="preserve">날씨·파고·물때를 함께 봅니다.</w:t>
+      </w:r>
+      <w:r>
+        <w:t xml:space="preserve"> </w:t>
+      </w:r>
+      <w:r>
+        <w:t xml:space="preserve">예매 앱에는 없는 정보입니다. 뱃길은 시간표만으로 판단할 수 없습니다.</w:t>
       </w:r>
     </w:p>
     <w:p>
@@ -878,13 +878,13 @@
           <w:b/>
           <w:bCs/>
         </w:rPr>
-        <w:t xml:space="preserve">디테일까지 본다.</w:t>
-      </w:r>
-      <w:r>
-        <w:t xml:space="preserve"> </w:t>
-      </w:r>
-      <w:r>
-        <w:t xml:space="preserve">예를 들어 완도–제주 항로의 직항편과 추자도 경유편을 구분해 표시한다. 경유편을 직항으로 알고 탔다가 시간을 더 쓰는 일을 줄인다.</w:t>
+        <w:t xml:space="preserve">세부 정보까지 살핍니다.</w:t>
+      </w:r>
+      <w:r>
+        <w:t xml:space="preserve"> </w:t>
+      </w:r>
+      <w:r>
+        <w:t xml:space="preserve">예를 들어 완도–제주 항로의 직항편과 추자도 경유편을 구분해 표시합니다. 경유편을 직항으로 알고 탔다가 시간을 더 쓰는 일을 줄입니다.</w:t>
       </w:r>
     </w:p>
     <w:p>
@@ -905,7 +905,7 @@
         <w:t xml:space="preserve">‘정보 입구’</w:t>
       </w:r>
       <w:r>
-        <w:t xml:space="preserve">를 얹는 것이다.</w:t>
+        <w:t xml:space="preserve">를 더하는 것입니다.</w:t>
       </w:r>
     </w:p>
     <w:p>
@@ -1030,7 +1030,7 @@
               <w:pStyle w:val="Compact"/>
             </w:pPr>
             <w:r>
-              <w:t xml:space="preserve">완도 현재 날씨·바람·습도·파고에 3일 단기예보를 더해 뱃길 가늠 지원</w:t>
+              <w:t xml:space="preserve">완도 현재 날씨·바람·습도·파고에 단기예보를 더해 뱃길 가늠 지원</w:t>
             </w:r>
           </w:p>
         </w:tc>
@@ -1705,7 +1705,7 @@
         <w:t xml:space="preserve"> </w:t>
       </w:r>
       <w:r>
-        <w:t xml:space="preserve">— 열면 클릭 없이 현재 날씨·파고, 다음 만조·간조, 완도 출발 전 항로의 다음 배 시각과 운항·결항 상태가 한 화면에 나온다.</w:t>
+        <w:t xml:space="preserve">— 열면 클릭 없이 현재 날씨·파고, 다음 만조·간조, 완도 출발 전 항로의 다음 배 시각과 운항·결항 상태가 한 화면에 나옵니다.</w:t>
       </w:r>
     </w:p>
     <w:p>
@@ -1727,7 +1727,7 @@
         <w:t xml:space="preserve"> </w:t>
       </w:r>
       <w:r>
-        <w:t xml:space="preserve">— 오늘 시간표(지난 편은 흐리게, 다음 편은 강조), 공식 운임표, 출발 터미널 지도, 내일 운항 편수를 한곳에. 같은 항로의</w:t>
+        <w:t xml:space="preserve">— 오늘 시간표(지난 편은 흐리게, 다음 편은 강조), 공식 운임표, 출발 터미널 지도, 내일 운항 편수를 한곳에 모읍니다. 같은 항로의</w:t>
       </w:r>
       <w:r>
         <w:t xml:space="preserve"> </w:t>
@@ -1740,7 +1740,7 @@
         <w:t xml:space="preserve">직항·경유(예: 13:40 추자도 경유)도 구분</w:t>
       </w:r>
       <w:r>
-        <w:t xml:space="preserve">해 표시한다.</w:t>
+        <w:t xml:space="preserve">해 표시합니다.</w:t>
       </w:r>
     </w:p>
     <w:p>
@@ -1762,7 +1762,7 @@
         <w:t xml:space="preserve"> </w:t>
       </w:r>
       <w:r>
-        <w:t xml:space="preserve">— 섬에서 완도로 돌아오는 배편 시각·운항 상태와 섬에서 타는 터미널 위치를 확인한다.</w:t>
+        <w:t xml:space="preserve">— 섬에서 완도로 돌아오는 배편 시각·운항 상태와 섬에서 타는 터미널 위치를 확인합니다.</w:t>
       </w:r>
     </w:p>
     <w:p>
@@ -1784,7 +1784,7 @@
         <w:t xml:space="preserve"> </w:t>
       </w:r>
       <w:r>
-        <w:t xml:space="preserve">— 기상청 단기예보 기반으로 날씨·최저/최고 기온·강수확률을 큰 글씨와 아이콘으로.</w:t>
+        <w:t xml:space="preserve">— 기상청 단기예보 기반으로 날씨·최저/최고 기온·강수확률을 큰 글씨와 아이콘으로 보여줍니다.</w:t>
       </w:r>
     </w:p>
     <w:p>
@@ -1819,7 +1819,7 @@
         <w:t xml:space="preserve">물결 곡선 그래프</w:t>
       </w:r>
       <w:r>
-        <w:t xml:space="preserve">로 한눈에. 5일치 제공.</w:t>
+        <w:t xml:space="preserve">로 한눈에 보여주며, 5일치를 제공합니다.</w:t>
       </w:r>
     </w:p>
     <w:p>
@@ -1841,7 +1841,7 @@
         <w:t xml:space="preserve"> </w:t>
       </w:r>
       <w:r>
-        <w:t xml:space="preserve">— 출발 시각을 누르면 30·10·5분 전 알림(홈화면 추가 시).</w:t>
+        <w:t xml:space="preserve">— 출발 시각을 누르면 30·10·5분 전에 알림을 받습니다(홈화면 추가 시).</w:t>
       </w:r>
     </w:p>
     <w:p>
@@ -1863,7 +1863,7 @@
         <w:t xml:space="preserve"> </w:t>
       </w:r>
       <w:r>
-        <w:t xml:space="preserve">— 터미널·정류장 부착용 인쇄물.</w:t>
+        <w:t xml:space="preserve">— 터미널·정류장 부착용 인쇄물입니다.</w:t>
       </w:r>
       <w:r>
         <w:t xml:space="preserve"> </w:t>
@@ -1881,7 +1881,7 @@
         <w:t xml:space="preserve">“휴대폰 카메라로 비추면 열려요”</w:t>
       </w:r>
       <w:r>
-        <w:t xml:space="preserve">.</w:t>
+        <w:t xml:space="preserve">를 큰 글씨로 담았습니다.</w:t>
       </w:r>
     </w:p>
     <w:p>
@@ -1906,7 +1906,7 @@
         <w:pStyle w:val="FirstParagraph"/>
       </w:pPr>
       <w:r>
-        <w:t xml:space="preserve">많은 사람이 동시에 써도 끊기지 않게 설계했다.</w:t>
+        <w:t xml:space="preserve">많은 사람이 동시에 사용해도 끊기지 않도록 설계했습니다.</w:t>
       </w:r>
     </w:p>
     <w:p>
@@ -1928,7 +1928,7 @@
         <w:t xml:space="preserve"> </w:t>
       </w:r>
       <w:r>
-        <w:t xml:space="preserve">해양교통안전공단·기상청·국립해양조사원의 공식 API를 쓴다.</w:t>
+        <w:t xml:space="preserve">해양교통안전공단·기상청·국립해양조사원의 공식 API를 사용합니다.</w:t>
       </w:r>
     </w:p>
     <w:p>
@@ -1950,7 +1950,7 @@
         <w:t xml:space="preserve"> </w:t>
       </w:r>
       <w:r>
-        <w:t xml:space="preserve">하나의 공식 데이터로 동시에 받아 시간표와 결항이 어긋나지 않는다. 청산농협 차도선 같은 지역 배편까지 실시간으로 잡힌다.</w:t>
+        <w:t xml:space="preserve">하나의 공식 데이터로 동시에 받아 시간표와 결항이 어긋나지 않습니다. 청산농협 차도선 같은 지역 배편까지 실시간으로 표시됩니다.</w:t>
       </w:r>
     </w:p>
     <w:p>
@@ -1966,13 +1966,13 @@
           <w:b/>
           <w:bCs/>
         </w:rPr>
-        <w:t xml:space="preserve">이용자가 늘어도 안정.</w:t>
-      </w:r>
-      <w:r>
-        <w:t xml:space="preserve"> </w:t>
-      </w:r>
-      <w:r>
-        <w:t xml:space="preserve">데이터 호출을 최소화하는 캐시 구조라 접속이 몰려도 무리가 가지 않는다.</w:t>
+        <w:t xml:space="preserve">이용자가 늘어도 안정적.</w:t>
+      </w:r>
+      <w:r>
+        <w:t xml:space="preserve"> </w:t>
+      </w:r>
+      <w:r>
+        <w:t xml:space="preserve">데이터 호출을 최소화하는 캐시 구조라 접속이 몰려도 무리가 가지 않습니다.</w:t>
       </w:r>
     </w:p>
     <w:p>
@@ -1994,7 +1994,7 @@
         <w:t xml:space="preserve"> </w:t>
       </w:r>
       <w:r>
-        <w:t xml:space="preserve">일시적 장애에도 흰 화면 대신 참고 시간표를 띄운다. 언제 열어도 무언가는 보인다.</w:t>
+        <w:t xml:space="preserve">일시적 장애에도 흰 화면 대신 참고 시간표를 표시합니다. 언제 열어도 무언가는 반드시 보입니다.</w:t>
       </w:r>
     </w:p>
     <w:p>
@@ -2019,7 +2019,7 @@
         <w:pStyle w:val="FirstParagraph"/>
       </w:pPr>
       <w:r>
-        <w:t xml:space="preserve">부담 없이 시작해 단계적으로 넓힌다.</w:t>
+        <w:t xml:space="preserve">부담 없이 시작해 단계적으로 넓힙니다.</w:t>
       </w:r>
     </w:p>
     <w:tbl>
@@ -2183,7 +2183,7 @@
         <w:pStyle w:val="BodyText"/>
       </w:pPr>
       <w:r>
-        <w:t xml:space="preserve">장비 설치도, 예산 투입도 없다. 부착 허가와 홍보 협조만으로 1단계가 바로 가능하다.</w:t>
+        <w:t xml:space="preserve">장비 설치도, 예산 투입도 없습니다. 부착 허가와 홍보 협조만으로 1단계를 바로 시작할 수 있습니다.</w:t>
       </w:r>
     </w:p>
     <w:p>
@@ -2218,7 +2218,7 @@
         <w:t xml:space="preserve"> </w:t>
       </w:r>
       <w:r>
-        <w:t xml:space="preserve">— 배편·날씨·물때를 한 번에 확인해 헛걸음을 줄인다. 단순한 화면으로 고령층의 정보 접근성을 높인다.</w:t>
+        <w:t xml:space="preserve">— 배편·날씨·물때를 한 번에 확인해 헛걸음을 줄입니다. 단순한 화면으로 고령층의 정보 접근성을 높입니다.</w:t>
       </w:r>
     </w:p>
     <w:p>
@@ -2236,7 +2236,7 @@
         <w:t xml:space="preserve"> </w:t>
       </w:r>
       <w:r>
-        <w:t xml:space="preserve">— 결항을 미리 확인해 일정 차질을 줄인다.</w:t>
+        <w:t xml:space="preserve">— 결항을 미리 확인해 일정 차질을 줄입니다.</w:t>
       </w:r>
       <w:r>
         <w:t xml:space="preserve"> </w:t>
@@ -2245,7 +2245,7 @@
         <w:t xml:space="preserve">“정보를 쉽게 찾을 수 있는 완도”</w:t>
       </w:r>
       <w:r>
-        <w:t xml:space="preserve">라는 인상을 남긴다.</w:t>
+        <w:t xml:space="preserve">라는 인상을 남깁니다.</w:t>
       </w:r>
     </w:p>
     <w:p>
@@ -2263,7 +2263,7 @@
         <w:t xml:space="preserve"> </w:t>
       </w:r>
       <w:r>
-        <w:t xml:space="preserve">— 예산·인력 투입 없이 민간이 개발·운영한다. 군은 허가와 홍보만으로 군민 편의 서비스를 제공하는 효과를 얻는다.</w:t>
+        <w:t xml:space="preserve">— 예산·인력 투입 없이 민간이 개발·운영합니다. 군은 허가와 홍보만으로 군민 편의 서비스를 제공하는 효과를 얻습니다.</w:t>
       </w:r>
     </w:p>
     <w:p>
@@ -2288,7 +2288,7 @@
         <w:pStyle w:val="FirstParagraph"/>
       </w:pPr>
       <w:r>
-        <w:t xml:space="preserve">FerryCast는 무료 공익 서비스다. 배편·날씨 등 핵심 정보는 영구 무료이며 이용자에게 요금을 받지 않는다.</w:t>
+        <w:t xml:space="preserve">FerryCast는 무료 공익 서비스입니다. 배편·날씨 등 핵심 정보는 영구 무료이며 이용자에게 요금을 받지 않습니다.</w:t>
       </w:r>
     </w:p>
     <w:p>
@@ -2296,7 +2296,7 @@
         <w:pStyle w:val="BodyText"/>
       </w:pPr>
       <w:r>
-        <w:t xml:space="preserve">서버 유지를 위한 최소한의 비용은 화면을 가리지 않는 작은 배너로 충당한다. 이때도 완도 지역 업체(펜션·식당·특산물 등)를 우선 노출해 지역 경제에 보탬이 되도록 한다. 광고는 수익 사업이 아니라</w:t>
+        <w:t xml:space="preserve">서버 유지를 위한 최소한의 비용은 화면을 가리지 않는 작은 배너로 충당합니다. 이때도 완도 지역 업체(펜션·식당·특산물 등)를 우선 노출해 지역 경제에 보탬이 되도록 합니다. 광고는 수익 사업이 아니라</w:t>
       </w:r>
       <w:r>
         <w:t xml:space="preserve"> </w:t>
@@ -2309,7 +2309,7 @@
         <w:t xml:space="preserve">무료 공익 서비스를 군 예산 없이 지속하기 위한 유지 수단</w:t>
       </w:r>
       <w:r>
-        <w:t xml:space="preserve">이다.</w:t>
+        <w:t xml:space="preserve">입니다.</w:t>
       </w:r>
     </w:p>
     <w:p>
@@ -2386,32 +2386,19 @@
               <w:pStyle w:val="Compact"/>
             </w:pPr>
             <w:r>
-              <w:t xml:space="preserve">모든 정보는 공식 공공 API 기반이며, 화면마다</w:t>
+              <w:t xml:space="preserve">모든 정보는 공식 공공 API를 기반으로 하며, 화면마다</w:t>
             </w:r>
             <w:r>
               <w:t xml:space="preserve"> </w:t>
             </w:r>
             <w:r>
-              <w:t xml:space="preserve">“출발 전 공식 채널 최종 확인”</w:t>
+              <w:t xml:space="preserve">“출발 전 공식 채널에서 최종 확인”</w:t>
             </w:r>
             <w:r>
               <w:t xml:space="preserve"> </w:t>
             </w:r>
             <w:r>
-              <w:t xml:space="preserve">안내를 병기한다. FerryCast는 공식 정보의</w:t>
-            </w:r>
-            <w:r>
-              <w:t xml:space="preserve"> </w:t>
-            </w:r>
-            <w:r>
-              <w:rPr>
-                <w:i/>
-                <w:iCs/>
-              </w:rPr>
-              <w:t xml:space="preserve">입구</w:t>
-            </w:r>
-            <w:r>
-              <w:t xml:space="preserve">이지 대체가 아니다.</w:t>
+              <w:t xml:space="preserve">안내를 함께 표시합니다. FerryCast는 공식 정보의 입구이지 대체가 아닙니다.</w:t>
             </w:r>
           </w:p>
         </w:tc>
@@ -2435,7 +2422,7 @@
               <w:pStyle w:val="Compact"/>
             </w:pPr>
             <w:r>
-              <w:t xml:space="preserve">같은 공공 데이터를 그대로 보여주므로 충돌하지 않는다. 예매는 한국해운조합으로 연결한다.</w:t>
+              <w:t xml:space="preserve">같은 공공 데이터를 그대로 보여주므로 충돌하지 않습니다. 예매는 한국해운조합으로 연결합니다.</w:t>
             </w:r>
           </w:p>
         </w:tc>
@@ -2459,7 +2446,7 @@
               <w:pStyle w:val="Compact"/>
             </w:pPr>
             <w:r>
-              <w:t xml:space="preserve">정보 확인을 방해하지 않는 위치에 최소한으로만 둔다. 지역 업체 우선 노출로 지역에 환원한다.</w:t>
+              <w:t xml:space="preserve">정보 확인을 방해하지 않는 위치에 최소한으로만 둡니다. 지역 업체를 우선 노출해 지역에 환원합니다.</w:t>
             </w:r>
           </w:p>
         </w:tc>
@@ -2483,7 +2470,7 @@
               <w:pStyle w:val="Compact"/>
             </w:pPr>
             <w:r>
-              <w:t xml:space="preserve">공공 API 기반이라 구조가 단순하다. 군과 협의해 지속 방안(자료·운영 인수 등)을 열어둔다.</w:t>
+              <w:t xml:space="preserve">공공 API 기반이라 구조가 단순합니다. 군과 협의해 지속 방안(자료·운영 인수 등)을 열어 두겠습니다.</w:t>
             </w:r>
           </w:p>
         </w:tc>

--- a/docs/FerryCast_완도군청_제안서_v2.docx
+++ b/docs/FerryCast_완도군청_제안서_v2.docx
@@ -2,7 +2,7 @@
 <file path=word/document.xml><?xml version="1.0" encoding="utf-8"?>
 <w:document xmlns:w="http://schemas.openxmlformats.org/wordprocessingml/2006/main" xmlns:m="http://schemas.openxmlformats.org/officeDocument/2006/math" xmlns:r="http://schemas.openxmlformats.org/officeDocument/2006/relationships" xmlns:o="urn:schemas-microsoft-com:office:office" xmlns:v="urn:schemas-microsoft-com:vml" xmlns:w10="urn:schemas-microsoft-com:office:word" xmlns:a="http://schemas.openxmlformats.org/drawingml/2006/main" xmlns:pic="http://schemas.openxmlformats.org/drawingml/2006/picture" xmlns:wp="http://schemas.openxmlformats.org/drawingml/2006/wordprocessingDrawing">
   <w:body>
-    <w:bookmarkStart w:id="45" w:name="완도-배편날씨-통합-정보-서비스-ferrycast-협력-제안서"/>
+    <w:bookmarkStart w:id="56" w:name="완도-배편날씨-통합-정보-서비스-ferrycast-협력-제안서"/>
     <w:p>
       <w:pPr>
         <w:pStyle w:val="Heading1"/>
@@ -275,7 +275,7 @@
         </w:numPr>
       </w:pPr>
       <w:r>
-        <w:t xml:space="preserve">추진 방안과 일정</w:t>
+        <w:t xml:space="preserve">추진 방안과 일정 (현장 시범 부착 포함)</w:t>
       </w:r>
     </w:p>
     <w:p>
@@ -2005,7 +2005,7 @@
       </w:r>
     </w:p>
     <w:bookmarkEnd w:id="37"/>
-    <w:bookmarkStart w:id="38" w:name="추진-방안과-일정"/>
+    <w:bookmarkStart w:id="49" w:name="추진-방안과-일정"/>
     <w:p>
       <w:pPr>
         <w:pStyle w:val="Heading2"/>
@@ -2014,12 +2014,21 @@
         <w:t xml:space="preserve">7. 추진 방안과 일정</w:t>
       </w:r>
     </w:p>
+    <w:bookmarkStart w:id="47" w:name="이미-현장에-시범-부착했습니다"/>
+    <w:p>
+      <w:pPr>
+        <w:pStyle w:val="Heading3"/>
+      </w:pPr>
+      <w:r>
+        <w:t xml:space="preserve">이미 현장에 시범 부착했습니다</w:t>
+      </w:r>
+    </w:p>
     <w:p>
       <w:pPr>
         <w:pStyle w:val="FirstParagraph"/>
       </w:pPr>
       <w:r>
-        <w:t xml:space="preserve">부담 없이 시작해 단계적으로 넓힙니다.</w:t>
+        <w:t xml:space="preserve">서비스의 효용을 직접 확인하고자, 자비로 안내물을 제작해 완도여객선터미널과 완도 진입 경로의 거점인 해남종합버스터미널에 시범 부착해 보았습니다. 실제로 공식 운항시간표 바로 옆에서 이용자들이 휴대폰으로 스캔해 배 시각과 결항을 확인합니다.</w:t>
       </w:r>
     </w:p>
     <w:tbl>
@@ -2045,29 +2054,29 @@
               <w:pStyle w:val="Compact"/>
             </w:pPr>
             <w:r>
-              <w:t xml:space="preserve">단계</w:t>
-            </w:r>
-          </w:p>
-        </w:tc>
-        <w:tc>
-          <w:tcPr/>
-          <w:p>
-            <w:pPr>
-              <w:pStyle w:val="Compact"/>
-            </w:pPr>
-            <w:r>
-              <w:t xml:space="preserve">내용</w:t>
-            </w:r>
-          </w:p>
-        </w:tc>
-        <w:tc>
-          <w:tcPr/>
-          <w:p>
-            <w:pPr>
-              <w:pStyle w:val="Compact"/>
-            </w:pPr>
-            <w:r>
-              <w:t xml:space="preserve">완도군 역할</w:t>
+              <w:t xml:space="preserve">완도여객선터미널 — 운항시간표 옆</w:t>
+            </w:r>
+          </w:p>
+        </w:tc>
+        <w:tc>
+          <w:tcPr/>
+          <w:p>
+            <w:pPr>
+              <w:pStyle w:val="Compact"/>
+            </w:pPr>
+            <w:r>
+              <w:t xml:space="preserve">완도여객선터미널 — 대합실</w:t>
+            </w:r>
+          </w:p>
+        </w:tc>
+        <w:tc>
+          <w:tcPr/>
+          <w:p>
+            <w:pPr>
+              <w:pStyle w:val="Compact"/>
+            </w:pPr>
+            <w:r>
+              <w:t xml:space="preserve">해남종합버스터미널</w:t>
             </w:r>
           </w:p>
         </w:tc>
@@ -2080,99 +2089,146 @@
               <w:pStyle w:val="Compact"/>
             </w:pPr>
             <w:r>
-              <w:t xml:space="preserve">1단계 — 파일럿</w:t>
-            </w:r>
-          </w:p>
-        </w:tc>
-        <w:tc>
-          <w:tcPr/>
-          <w:p>
-            <w:pPr>
-              <w:pStyle w:val="Compact"/>
-            </w:pPr>
-            <w:r>
-              <w:t xml:space="preserve">완도여객선터미널 등 핵심 1~2곳에 QR 안내물 부착</w:t>
-            </w:r>
-          </w:p>
-        </w:tc>
-        <w:tc>
-          <w:tcPr/>
-          <w:p>
-            <w:pPr>
-              <w:pStyle w:val="Compact"/>
-            </w:pPr>
-            <w:r>
-              <w:t xml:space="preserve">부착 허가</w:t>
-            </w:r>
-          </w:p>
-        </w:tc>
-      </w:tr>
-      <w:tr>
-        <w:tc>
-          <w:tcPr/>
-          <w:p>
-            <w:pPr>
-              <w:pStyle w:val="Compact"/>
-            </w:pPr>
-            <w:r>
-              <w:t xml:space="preserve">2단계 — 확대</w:t>
-            </w:r>
-          </w:p>
-        </w:tc>
-        <w:tc>
-          <w:tcPr/>
-          <w:p>
-            <w:pPr>
-              <w:pStyle w:val="Compact"/>
-            </w:pPr>
-            <w:r>
-              <w:t xml:space="preserve">버스터미널·관광안내소 등으로 부착 지점 확대, 누리집·SNS 홍보</w:t>
-            </w:r>
-          </w:p>
-        </w:tc>
-        <w:tc>
-          <w:tcPr/>
-          <w:p>
-            <w:pPr>
-              <w:pStyle w:val="Compact"/>
-            </w:pPr>
-            <w:r>
-              <w:t xml:space="preserve">홍보 협조</w:t>
-            </w:r>
-          </w:p>
-        </w:tc>
-      </w:tr>
-      <w:tr>
-        <w:tc>
-          <w:tcPr/>
-          <w:p>
-            <w:pPr>
-              <w:pStyle w:val="Compact"/>
-            </w:pPr>
-            <w:r>
-              <w:t xml:space="preserve">3단계 — 정착</w:t>
-            </w:r>
-          </w:p>
-        </w:tc>
-        <w:tc>
-          <w:tcPr/>
-          <w:p>
-            <w:pPr>
-              <w:pStyle w:val="Compact"/>
-            </w:pPr>
-            <w:r>
-              <w:t xml:space="preserve">이용 현황을 보며 항로·기능 보강, 정보 정확성 협의</w:t>
-            </w:r>
-          </w:p>
-        </w:tc>
-        <w:tc>
-          <w:tcPr/>
-          <w:p>
-            <w:pPr>
-              <w:pStyle w:val="Compact"/>
-            </w:pPr>
-            <w:r>
-              <w:t xml:space="preserve">데이터 의견 교류(선택)</w:t>
+              <w:drawing>
+                <wp:inline>
+                  <wp:extent cx="5334000" cy="7111999"/>
+                  <wp:effectExtent b="0" l="0" r="0" t="0"/>
+                  <wp:docPr descr="완도 터미널 시간표 옆" title="" id="39" name="Picture"/>
+                  <a:graphic>
+                    <a:graphicData uri="http://schemas.openxmlformats.org/drawingml/2006/picture">
+                      <pic:pic>
+                        <pic:nvPicPr>
+                          <pic:cNvPr descr="screenshots/qr_wando_1.jpg" id="40" name="Picture"/>
+                          <pic:cNvPicPr>
+                            <a:picLocks noChangeArrowheads="1" noChangeAspect="1"/>
+                          </pic:cNvPicPr>
+                        </pic:nvPicPr>
+                        <pic:blipFill>
+                          <a:blip r:embed="rId38"/>
+                          <a:stretch>
+                            <a:fillRect/>
+                          </a:stretch>
+                        </pic:blipFill>
+                        <pic:spPr bwMode="auto">
+                          <a:xfrm>
+                            <a:off x="0" y="0"/>
+                            <a:ext cx="5334000" cy="7111999"/>
+                          </a:xfrm>
+                          <a:prstGeom prst="rect">
+                            <a:avLst/>
+                          </a:prstGeom>
+                          <a:noFill/>
+                          <a:ln w="9525">
+                            <a:noFill/>
+                            <a:headEnd/>
+                            <a:tailEnd/>
+                          </a:ln>
+                        </pic:spPr>
+                      </pic:pic>
+                    </a:graphicData>
+                  </a:graphic>
+                </wp:inline>
+              </w:drawing>
+            </w:r>
+          </w:p>
+        </w:tc>
+        <w:tc>
+          <w:tcPr/>
+          <w:p>
+            <w:pPr>
+              <w:pStyle w:val="Compact"/>
+            </w:pPr>
+            <w:r>
+              <w:drawing>
+                <wp:inline>
+                  <wp:extent cx="5334000" cy="7111999"/>
+                  <wp:effectExtent b="0" l="0" r="0" t="0"/>
+                  <wp:docPr descr="완도 대합실" title="" id="42" name="Picture"/>
+                  <a:graphic>
+                    <a:graphicData uri="http://schemas.openxmlformats.org/drawingml/2006/picture">
+                      <pic:pic>
+                        <pic:nvPicPr>
+                          <pic:cNvPr descr="screenshots/qr_wando_2.jpg" id="43" name="Picture"/>
+                          <pic:cNvPicPr>
+                            <a:picLocks noChangeArrowheads="1" noChangeAspect="1"/>
+                          </pic:cNvPicPr>
+                        </pic:nvPicPr>
+                        <pic:blipFill>
+                          <a:blip r:embed="rId41"/>
+                          <a:stretch>
+                            <a:fillRect/>
+                          </a:stretch>
+                        </pic:blipFill>
+                        <pic:spPr bwMode="auto">
+                          <a:xfrm>
+                            <a:off x="0" y="0"/>
+                            <a:ext cx="5334000" cy="7111999"/>
+                          </a:xfrm>
+                          <a:prstGeom prst="rect">
+                            <a:avLst/>
+                          </a:prstGeom>
+                          <a:noFill/>
+                          <a:ln w="9525">
+                            <a:noFill/>
+                            <a:headEnd/>
+                            <a:tailEnd/>
+                          </a:ln>
+                        </pic:spPr>
+                      </pic:pic>
+                    </a:graphicData>
+                  </a:graphic>
+                </wp:inline>
+              </w:drawing>
+            </w:r>
+          </w:p>
+        </w:tc>
+        <w:tc>
+          <w:tcPr/>
+          <w:p>
+            <w:pPr>
+              <w:pStyle w:val="Compact"/>
+            </w:pPr>
+            <w:r>
+              <w:drawing>
+                <wp:inline>
+                  <wp:extent cx="5334000" cy="7111999"/>
+                  <wp:effectExtent b="0" l="0" r="0" t="0"/>
+                  <wp:docPr descr="해남 버스터미널" title="" id="45" name="Picture"/>
+                  <a:graphic>
+                    <a:graphicData uri="http://schemas.openxmlformats.org/drawingml/2006/picture">
+                      <pic:pic>
+                        <pic:nvPicPr>
+                          <pic:cNvPr descr="screenshots/qr_haenam_1.jpg" id="46" name="Picture"/>
+                          <pic:cNvPicPr>
+                            <a:picLocks noChangeArrowheads="1" noChangeAspect="1"/>
+                          </pic:cNvPicPr>
+                        </pic:nvPicPr>
+                        <pic:blipFill>
+                          <a:blip r:embed="rId44"/>
+                          <a:stretch>
+                            <a:fillRect/>
+                          </a:stretch>
+                        </pic:blipFill>
+                        <pic:spPr bwMode="auto">
+                          <a:xfrm>
+                            <a:off x="0" y="0"/>
+                            <a:ext cx="5334000" cy="7111999"/>
+                          </a:xfrm>
+                          <a:prstGeom prst="rect">
+                            <a:avLst/>
+                          </a:prstGeom>
+                          <a:noFill/>
+                          <a:ln w="9525">
+                            <a:noFill/>
+                            <a:headEnd/>
+                            <a:tailEnd/>
+                          </a:ln>
+                        </pic:spPr>
+                      </pic:pic>
+                    </a:graphicData>
+                  </a:graphic>
+                </wp:inline>
+              </w:drawing>
             </w:r>
           </w:p>
         </w:tc>
@@ -2183,314 +2239,43 @@
         <w:pStyle w:val="BodyText"/>
       </w:pPr>
       <w:r>
-        <w:t xml:space="preserve">장비 설치도, 예산 투입도 없습니다. 부착 허가와 홍보 협조만으로 1단계를 바로 시작할 수 있습니다.</w:t>
-      </w:r>
-    </w:p>
-    <w:p>
-      <w:r>
-        <w:pict>
-          <v:rect style="width:0;height:1.5pt" o:hralign="center" o:hrstd="t" o:hr="t"/>
-        </w:pict>
-      </w:r>
-    </w:p>
-    <w:bookmarkEnd w:id="38"/>
-    <w:bookmarkStart w:id="39" w:name="완도군의-기대-효과"/>
-    <w:p>
-      <w:pPr>
-        <w:pStyle w:val="Heading2"/>
-      </w:pPr>
-      <w:r>
-        <w:t xml:space="preserve">8. 완도군의 기대 효과</w:t>
-      </w:r>
-    </w:p>
-    <w:p>
-      <w:pPr>
-        <w:pStyle w:val="FirstParagraph"/>
-      </w:pPr>
+        <w:t xml:space="preserve">다만 지금은</w:t>
+      </w:r>
+      <w:r>
+        <w:t xml:space="preserve"> </w:t>
+      </w:r>
       <w:r>
         <w:rPr>
           <w:b/>
           <w:bCs/>
         </w:rPr>
-        <w:t xml:space="preserve">군민 편의</w:t>
+        <w:t xml:space="preserve">임시 A4 출력물</w:t>
+      </w:r>
+      <w:r>
+        <w:t xml:space="preserve">이라 비바람·손길에 쉽게 훼손되고, 정식 안내물로 보기 어렵습니다. 효용은 현장에서 확인했으니, 이제</w:t>
       </w:r>
       <w:r>
         <w:t xml:space="preserve"> </w:t>
       </w:r>
-      <w:r>
-        <w:t xml:space="preserve">— 배편·날씨·물때를 한 번에 확인해 헛걸음을 줄입니다. 단순한 화면으로 고령층의 정보 접근성을 높입니다.</w:t>
-      </w:r>
-    </w:p>
-    <w:p>
-      <w:pPr>
-        <w:pStyle w:val="BodyText"/>
-      </w:pPr>
       <w:r>
         <w:rPr>
           <w:b/>
           <w:bCs/>
         </w:rPr>
-        <w:t xml:space="preserve">관광객 만족</w:t>
-      </w:r>
-      <w:r>
-        <w:t xml:space="preserve"> </w:t>
-      </w:r>
-      <w:r>
-        <w:t xml:space="preserve">— 결항을 미리 확인해 일정 차질을 줄입니다.</w:t>
-      </w:r>
-      <w:r>
-        <w:t xml:space="preserve"> </w:t>
-      </w:r>
-      <w:r>
-        <w:t xml:space="preserve">“정보를 쉽게 찾을 수 있는 완도”</w:t>
-      </w:r>
-      <w:r>
-        <w:t xml:space="preserve">라는 인상을 남깁니다.</w:t>
-      </w:r>
-    </w:p>
-    <w:p>
-      <w:pPr>
-        <w:pStyle w:val="BodyText"/>
-      </w:pPr>
-      <w:r>
-        <w:rPr>
-          <w:b/>
-          <w:bCs/>
-        </w:rPr>
-        <w:t xml:space="preserve">군의 부담 없는 협력</w:t>
-      </w:r>
-      <w:r>
-        <w:t xml:space="preserve"> </w:t>
-      </w:r>
-      <w:r>
-        <w:t xml:space="preserve">— 예산·인력 투입 없이 민간이 개발·운영합니다. 군은 허가와 홍보만으로 군민 편의 서비스를 제공하는 효과를 얻습니다.</w:t>
-      </w:r>
-    </w:p>
-    <w:p>
-      <w:r>
-        <w:pict>
-          <v:rect style="width:0;height:1.5pt" o:hralign="center" o:hrstd="t" o:hr="t"/>
-        </w:pict>
-      </w:r>
-    </w:p>
-    <w:bookmarkEnd w:id="39"/>
-    <w:bookmarkStart w:id="40" w:name="운영-방식과-지속가능성"/>
-    <w:p>
-      <w:pPr>
-        <w:pStyle w:val="Heading2"/>
-      </w:pPr>
-      <w:r>
-        <w:t xml:space="preserve">9. 운영 방식과 지속가능성</w:t>
-      </w:r>
-    </w:p>
-    <w:p>
-      <w:pPr>
-        <w:pStyle w:val="FirstParagraph"/>
-      </w:pPr>
-      <w:r>
-        <w:t xml:space="preserve">FerryCast는 무료 공익 서비스입니다. 배편·날씨 등 핵심 정보는 영구 무료이며 이용자에게 요금을 받지 않습니다.</w:t>
-      </w:r>
-    </w:p>
-    <w:p>
-      <w:pPr>
-        <w:pStyle w:val="BodyText"/>
-      </w:pPr>
-      <w:r>
-        <w:t xml:space="preserve">서버 유지를 위한 최소한의 비용은 화면을 가리지 않는 작은 배너로 충당합니다. 이때도 완도 지역 업체(펜션·식당·특산물 등)를 우선 노출해 지역 경제에 보탬이 되도록 합니다. 광고는 수익 사업이 아니라</w:t>
-      </w:r>
-      <w:r>
-        <w:t xml:space="preserve"> </w:t>
-      </w:r>
-      <w:r>
-        <w:rPr>
-          <w:b/>
-          <w:bCs/>
-        </w:rPr>
-        <w:t xml:space="preserve">무료 공익 서비스를 군 예산 없이 지속하기 위한 유지 수단</w:t>
-      </w:r>
-      <w:r>
-        <w:t xml:space="preserve">입니다.</w:t>
-      </w:r>
-    </w:p>
-    <w:p>
-      <w:r>
-        <w:pict>
-          <v:rect style="width:0;height:1.5pt" o:hralign="center" o:hrstd="t" o:hr="t"/>
-        </w:pict>
-      </w:r>
-    </w:p>
-    <w:bookmarkEnd w:id="40"/>
-    <w:bookmarkStart w:id="41" w:name="예상-우려와-대응"/>
-    <w:p>
-      <w:pPr>
-        <w:pStyle w:val="Heading2"/>
-      </w:pPr>
-      <w:r>
-        <w:t xml:space="preserve">10. 예상 우려와 대응</w:t>
-      </w:r>
-    </w:p>
-    <w:tbl>
-      <w:tblPr>
-        <w:tblStyle w:val="Table"/>
-        <w:tblW w:type="pct" w:w="5000"/>
-        <w:tblLayout w:type="fixed"/>
-        <w:tblLook w:firstRow="1" w:lastRow="0" w:firstColumn="0" w:lastColumn="0" w:noHBand="0" w:noVBand="0" w:val="0020"/>
-      </w:tblPr>
-      <w:tblGrid>
-        <w:gridCol w:w="3960"/>
-        <w:gridCol w:w="3960"/>
-      </w:tblGrid>
-      <w:tr>
-        <w:trPr>
-          <w:tblHeader w:val="on"/>
-        </w:trPr>
-        <w:tc>
-          <w:tcPr/>
-          <w:p>
-            <w:pPr>
-              <w:pStyle w:val="Compact"/>
-            </w:pPr>
-            <w:r>
-              <w:t xml:space="preserve">우려</w:t>
-            </w:r>
-          </w:p>
-        </w:tc>
-        <w:tc>
-          <w:tcPr/>
-          <w:p>
-            <w:pPr>
-              <w:pStyle w:val="Compact"/>
-            </w:pPr>
-            <w:r>
-              <w:t xml:space="preserve">대응</w:t>
-            </w:r>
-          </w:p>
-        </w:tc>
-      </w:tr>
-      <w:tr>
-        <w:tc>
-          <w:tcPr/>
-          <w:p>
-            <w:pPr>
-              <w:pStyle w:val="Compact"/>
-            </w:pPr>
-            <w:r>
-              <w:t xml:space="preserve">정보가 틀리면 책임은?</w:t>
-            </w:r>
-          </w:p>
-        </w:tc>
-        <w:tc>
-          <w:tcPr/>
-          <w:p>
-            <w:pPr>
-              <w:pStyle w:val="Compact"/>
-            </w:pPr>
-            <w:r>
-              <w:t xml:space="preserve">모든 정보는 공식 공공 API를 기반으로 하며, 화면마다</w:t>
-            </w:r>
-            <w:r>
-              <w:t xml:space="preserve"> </w:t>
-            </w:r>
-            <w:r>
-              <w:t xml:space="preserve">“출발 전 공식 채널에서 최종 확인”</w:t>
-            </w:r>
-            <w:r>
-              <w:t xml:space="preserve"> </w:t>
-            </w:r>
-            <w:r>
-              <w:t xml:space="preserve">안내를 함께 표시합니다. FerryCast는 공식 정보의 입구이지 대체가 아닙니다.</w:t>
-            </w:r>
-          </w:p>
-        </w:tc>
-      </w:tr>
-      <w:tr>
-        <w:tc>
-          <w:tcPr/>
-          <w:p>
-            <w:pPr>
-              <w:pStyle w:val="Compact"/>
-            </w:pPr>
-            <w:r>
-              <w:t xml:space="preserve">선사·공식 정보와 충돌하지 않나?</w:t>
-            </w:r>
-          </w:p>
-        </w:tc>
-        <w:tc>
-          <w:tcPr/>
-          <w:p>
-            <w:pPr>
-              <w:pStyle w:val="Compact"/>
-            </w:pPr>
-            <w:r>
-              <w:t xml:space="preserve">같은 공공 데이터를 그대로 보여주므로 충돌하지 않습니다. 예매는 한국해운조합으로 연결합니다.</w:t>
-            </w:r>
-          </w:p>
-        </w:tc>
-      </w:tr>
-      <w:tr>
-        <w:tc>
-          <w:tcPr/>
-          <w:p>
-            <w:pPr>
-              <w:pStyle w:val="Compact"/>
-            </w:pPr>
-            <w:r>
-              <w:t xml:space="preserve">광고가 공익성을 해치지 않나?</w:t>
-            </w:r>
-          </w:p>
-        </w:tc>
-        <w:tc>
-          <w:tcPr/>
-          <w:p>
-            <w:pPr>
-              <w:pStyle w:val="Compact"/>
-            </w:pPr>
-            <w:r>
-              <w:t xml:space="preserve">정보 확인을 방해하지 않는 위치에 최소한으로만 둡니다. 지역 업체를 우선 노출해 지역에 환원합니다.</w:t>
-            </w:r>
-          </w:p>
-        </w:tc>
-      </w:tr>
-      <w:tr>
-        <w:tc>
-          <w:tcPr/>
-          <w:p>
-            <w:pPr>
-              <w:pStyle w:val="Compact"/>
-            </w:pPr>
-            <w:r>
-              <w:t xml:space="preserve">운영자가 그만두면 끊기지 않나?</w:t>
-            </w:r>
-          </w:p>
-        </w:tc>
-        <w:tc>
-          <w:tcPr/>
-          <w:p>
-            <w:pPr>
-              <w:pStyle w:val="Compact"/>
-            </w:pPr>
-            <w:r>
-              <w:t xml:space="preserve">공공 API 기반이라 구조가 단순합니다. 군과 협의해 지속 방안(자료·운영 인수 등)을 열어 두겠습니다.</w:t>
-            </w:r>
-          </w:p>
-        </w:tc>
-      </w:tr>
-    </w:tbl>
-    <w:p>
-      <w:r>
-        <w:pict>
-          <v:rect style="width:0;height:1.5pt" o:hralign="center" o:hrstd="t" o:hr="t"/>
-        </w:pict>
-      </w:r>
-    </w:p>
-    <w:bookmarkEnd w:id="41"/>
-    <w:bookmarkStart w:id="42" w:name="완도군청에-드리는-요청"/>
-    <w:p>
-      <w:pPr>
-        <w:pStyle w:val="Heading2"/>
-      </w:pPr>
-      <w:r>
-        <w:t xml:space="preserve">11. 완도군청에 드리는 요청</w:t>
+        <w:t xml:space="preserve">군의 공식 허가를 받아 내구성 있는 안내물(아크릴·시트지 등)로 정식 설치</w:t>
+      </w:r>
+      <w:r>
+        <w:t xml:space="preserve">하고자 합니다.</w:t>
+      </w:r>
+    </w:p>
+    <w:bookmarkEnd w:id="47"/>
+    <w:bookmarkStart w:id="48" w:name="단계별-계획"/>
+    <w:p>
+      <w:pPr>
+        <w:pStyle w:val="Heading3"/>
+      </w:pPr>
+      <w:r>
+        <w:t xml:space="preserve">단계별 계획</w:t>
       </w:r>
     </w:p>
     <w:tbl>
@@ -2516,29 +2301,29 @@
               <w:pStyle w:val="Compact"/>
             </w:pPr>
             <w:r>
-              <w:t xml:space="preserve">No</w:t>
-            </w:r>
-          </w:p>
-        </w:tc>
-        <w:tc>
-          <w:tcPr/>
-          <w:p>
-            <w:pPr>
-              <w:pStyle w:val="Compact"/>
-            </w:pPr>
-            <w:r>
-              <w:t xml:space="preserve">요청 항목</w:t>
-            </w:r>
-          </w:p>
-        </w:tc>
-        <w:tc>
-          <w:tcPr/>
-          <w:p>
-            <w:pPr>
-              <w:pStyle w:val="Compact"/>
-            </w:pPr>
-            <w:r>
-              <w:t xml:space="preserve">세부 내용</w:t>
+              <w:t xml:space="preserve">단계</w:t>
+            </w:r>
+          </w:p>
+        </w:tc>
+        <w:tc>
+          <w:tcPr/>
+          <w:p>
+            <w:pPr>
+              <w:pStyle w:val="Compact"/>
+            </w:pPr>
+            <w:r>
+              <w:t xml:space="preserve">내용</w:t>
+            </w:r>
+          </w:p>
+        </w:tc>
+        <w:tc>
+          <w:tcPr/>
+          <w:p>
+            <w:pPr>
+              <w:pStyle w:val="Compact"/>
+            </w:pPr>
+            <w:r>
+              <w:t xml:space="preserve">완도군 역할</w:t>
             </w:r>
           </w:p>
         </w:tc>
@@ -2551,29 +2336,29 @@
               <w:pStyle w:val="Compact"/>
             </w:pPr>
             <w:r>
-              <w:t xml:space="preserve">1</w:t>
-            </w:r>
-          </w:p>
-        </w:tc>
-        <w:tc>
-          <w:tcPr/>
-          <w:p>
-            <w:pPr>
-              <w:pStyle w:val="Compact"/>
-            </w:pPr>
-            <w:r>
-              <w:t xml:space="preserve">QR코드 부착 허가</w:t>
-            </w:r>
-          </w:p>
-        </w:tc>
-        <w:tc>
-          <w:tcPr/>
-          <w:p>
-            <w:pPr>
-              <w:pStyle w:val="Compact"/>
-            </w:pPr>
-            <w:r>
-              <w:t xml:space="preserve">여객선터미널·버스터미널 등 공공장소에 접속 QR 안내물 부착 허가</w:t>
+              <w:t xml:space="preserve">1단계 — 정식화</w:t>
+            </w:r>
+          </w:p>
+        </w:tc>
+        <w:tc>
+          <w:tcPr/>
+          <w:p>
+            <w:pPr>
+              <w:pStyle w:val="Compact"/>
+            </w:pPr>
+            <w:r>
+              <w:t xml:space="preserve">시범 부착 지점을 내구성 있는 정식 안내물로 교체</w:t>
+            </w:r>
+          </w:p>
+        </w:tc>
+        <w:tc>
+          <w:tcPr/>
+          <w:p>
+            <w:pPr>
+              <w:pStyle w:val="Compact"/>
+            </w:pPr>
+            <w:r>
+              <w:t xml:space="preserve">정식 부착 허가</w:t>
             </w:r>
           </w:p>
         </w:tc>
@@ -2586,29 +2371,29 @@
               <w:pStyle w:val="Compact"/>
             </w:pPr>
             <w:r>
-              <w:t xml:space="preserve">2</w:t>
-            </w:r>
-          </w:p>
-        </w:tc>
-        <w:tc>
-          <w:tcPr/>
-          <w:p>
-            <w:pPr>
-              <w:pStyle w:val="Compact"/>
-            </w:pPr>
-            <w:r>
-              <w:t xml:space="preserve">공식 홍보 협조</w:t>
-            </w:r>
-          </w:p>
-        </w:tc>
-        <w:tc>
-          <w:tcPr/>
-          <w:p>
-            <w:pPr>
-              <w:pStyle w:val="Compact"/>
-            </w:pPr>
-            <w:r>
-              <w:t xml:space="preserve">완도군 누리집·SNS 등 공식 채널을 통한 서비스 소개 게시</w:t>
+              <w:t xml:space="preserve">2단계 — 확대</w:t>
+            </w:r>
+          </w:p>
+        </w:tc>
+        <w:tc>
+          <w:tcPr/>
+          <w:p>
+            <w:pPr>
+              <w:pStyle w:val="Compact"/>
+            </w:pPr>
+            <w:r>
+              <w:t xml:space="preserve">버스터미널·관광안내소 등으로 부착 지점 확대, 누리집·SNS 홍보</w:t>
+            </w:r>
+          </w:p>
+        </w:tc>
+        <w:tc>
+          <w:tcPr/>
+          <w:p>
+            <w:pPr>
+              <w:pStyle w:val="Compact"/>
+            </w:pPr>
+            <w:r>
+              <w:t xml:space="preserve">홍보 협조</w:t>
             </w:r>
           </w:p>
         </w:tc>
@@ -2621,34 +2406,42 @@
               <w:pStyle w:val="Compact"/>
             </w:pPr>
             <w:r>
-              <w:t xml:space="preserve">3</w:t>
-            </w:r>
-          </w:p>
-        </w:tc>
-        <w:tc>
-          <w:tcPr/>
-          <w:p>
-            <w:pPr>
-              <w:pStyle w:val="Compact"/>
-            </w:pPr>
-            <w:r>
-              <w:t xml:space="preserve">정보 정확성 협의 (선택)</w:t>
-            </w:r>
-          </w:p>
-        </w:tc>
-        <w:tc>
-          <w:tcPr/>
-          <w:p>
-            <w:pPr>
-              <w:pStyle w:val="Compact"/>
-            </w:pPr>
-            <w:r>
-              <w:t xml:space="preserve">정확한 정보 제공을 위한 데이터·운영 의견 교류</w:t>
+              <w:t xml:space="preserve">3단계 — 정착</w:t>
+            </w:r>
+          </w:p>
+        </w:tc>
+        <w:tc>
+          <w:tcPr/>
+          <w:p>
+            <w:pPr>
+              <w:pStyle w:val="Compact"/>
+            </w:pPr>
+            <w:r>
+              <w:t xml:space="preserve">이용 현황을 보며 항로·기능 보강, 정보 정확성 협의</w:t>
+            </w:r>
+          </w:p>
+        </w:tc>
+        <w:tc>
+          <w:tcPr/>
+          <w:p>
+            <w:pPr>
+              <w:pStyle w:val="Compact"/>
+            </w:pPr>
+            <w:r>
+              <w:t xml:space="preserve">데이터 의견 교류(선택)</w:t>
             </w:r>
           </w:p>
         </w:tc>
       </w:tr>
     </w:tbl>
+    <w:p>
+      <w:pPr>
+        <w:pStyle w:val="BodyText"/>
+      </w:pPr>
+      <w:r>
+        <w:t xml:space="preserve">장비 설치도, 예산 투입도 없습니다. 현장 효용은 이미 확인했으니, 정식 부착 허가만으로 바로 1단계를 진행할 수 있습니다.</w:t>
+      </w:r>
+    </w:p>
     <w:p>
       <w:r>
         <w:pict>
@@ -2656,8 +2449,472 @@
         </w:pict>
       </w:r>
     </w:p>
-    <w:bookmarkEnd w:id="42"/>
-    <w:bookmarkStart w:id="44" w:name="제안자-의견"/>
+    <w:bookmarkEnd w:id="48"/>
+    <w:bookmarkEnd w:id="49"/>
+    <w:bookmarkStart w:id="50" w:name="완도군의-기대-효과"/>
+    <w:p>
+      <w:pPr>
+        <w:pStyle w:val="Heading2"/>
+      </w:pPr>
+      <w:r>
+        <w:t xml:space="preserve">8. 완도군의 기대 효과</w:t>
+      </w:r>
+    </w:p>
+    <w:p>
+      <w:pPr>
+        <w:pStyle w:val="FirstParagraph"/>
+      </w:pPr>
+      <w:r>
+        <w:rPr>
+          <w:b/>
+          <w:bCs/>
+        </w:rPr>
+        <w:t xml:space="preserve">군민 편의</w:t>
+      </w:r>
+      <w:r>
+        <w:t xml:space="preserve"> </w:t>
+      </w:r>
+      <w:r>
+        <w:t xml:space="preserve">— 배편·날씨·물때를 한 번에 확인해 헛걸음을 줄입니다. 단순한 화면으로 고령층의 정보 접근성을 높입니다.</w:t>
+      </w:r>
+    </w:p>
+    <w:p>
+      <w:pPr>
+        <w:pStyle w:val="BodyText"/>
+      </w:pPr>
+      <w:r>
+        <w:rPr>
+          <w:b/>
+          <w:bCs/>
+        </w:rPr>
+        <w:t xml:space="preserve">관광객 만족</w:t>
+      </w:r>
+      <w:r>
+        <w:t xml:space="preserve"> </w:t>
+      </w:r>
+      <w:r>
+        <w:t xml:space="preserve">— 결항을 미리 확인해 일정 차질을 줄입니다.</w:t>
+      </w:r>
+      <w:r>
+        <w:t xml:space="preserve"> </w:t>
+      </w:r>
+      <w:r>
+        <w:t xml:space="preserve">“정보를 쉽게 찾을 수 있는 완도”</w:t>
+      </w:r>
+      <w:r>
+        <w:t xml:space="preserve">라는 인상을 남깁니다.</w:t>
+      </w:r>
+    </w:p>
+    <w:p>
+      <w:pPr>
+        <w:pStyle w:val="BodyText"/>
+      </w:pPr>
+      <w:r>
+        <w:rPr>
+          <w:b/>
+          <w:bCs/>
+        </w:rPr>
+        <w:t xml:space="preserve">군의 부담 없는 협력</w:t>
+      </w:r>
+      <w:r>
+        <w:t xml:space="preserve"> </w:t>
+      </w:r>
+      <w:r>
+        <w:t xml:space="preserve">— 예산·인력 투입 없이 민간이 개발·운영합니다. 군은 허가와 홍보만으로 군민 편의 서비스를 제공하는 효과를 얻습니다.</w:t>
+      </w:r>
+    </w:p>
+    <w:p>
+      <w:r>
+        <w:pict>
+          <v:rect style="width:0;height:1.5pt" o:hralign="center" o:hrstd="t" o:hr="t"/>
+        </w:pict>
+      </w:r>
+    </w:p>
+    <w:bookmarkEnd w:id="50"/>
+    <w:bookmarkStart w:id="51" w:name="운영-방식과-지속가능성"/>
+    <w:p>
+      <w:pPr>
+        <w:pStyle w:val="Heading2"/>
+      </w:pPr>
+      <w:r>
+        <w:t xml:space="preserve">9. 운영 방식과 지속가능성</w:t>
+      </w:r>
+    </w:p>
+    <w:p>
+      <w:pPr>
+        <w:pStyle w:val="FirstParagraph"/>
+      </w:pPr>
+      <w:r>
+        <w:t xml:space="preserve">FerryCast는 무료 공익 서비스입니다. 배편·날씨 등 핵심 정보는 영구 무료이며 이용자에게 요금을 받지 않습니다.</w:t>
+      </w:r>
+    </w:p>
+    <w:p>
+      <w:pPr>
+        <w:pStyle w:val="BodyText"/>
+      </w:pPr>
+      <w:r>
+        <w:t xml:space="preserve">서버 유지를 위한 최소한의 비용은 화면을 가리지 않는 작은 배너로 충당합니다. 이때도 완도 지역 업체(펜션·식당·특산물 등)를 우선 노출해 지역 경제에 보탬이 되도록 합니다. 광고는 수익 사업이 아니라</w:t>
+      </w:r>
+      <w:r>
+        <w:t xml:space="preserve"> </w:t>
+      </w:r>
+      <w:r>
+        <w:rPr>
+          <w:b/>
+          <w:bCs/>
+        </w:rPr>
+        <w:t xml:space="preserve">무료 공익 서비스를 군 예산 없이 지속하기 위한 유지 수단</w:t>
+      </w:r>
+      <w:r>
+        <w:t xml:space="preserve">입니다.</w:t>
+      </w:r>
+    </w:p>
+    <w:p>
+      <w:r>
+        <w:pict>
+          <v:rect style="width:0;height:1.5pt" o:hralign="center" o:hrstd="t" o:hr="t"/>
+        </w:pict>
+      </w:r>
+    </w:p>
+    <w:bookmarkEnd w:id="51"/>
+    <w:bookmarkStart w:id="52" w:name="예상-우려와-대응"/>
+    <w:p>
+      <w:pPr>
+        <w:pStyle w:val="Heading2"/>
+      </w:pPr>
+      <w:r>
+        <w:t xml:space="preserve">10. 예상 우려와 대응</w:t>
+      </w:r>
+    </w:p>
+    <w:tbl>
+      <w:tblPr>
+        <w:tblStyle w:val="Table"/>
+        <w:tblW w:type="pct" w:w="5000"/>
+        <w:tblLayout w:type="fixed"/>
+        <w:tblLook w:firstRow="1" w:lastRow="0" w:firstColumn="0" w:lastColumn="0" w:noHBand="0" w:noVBand="0" w:val="0020"/>
+      </w:tblPr>
+      <w:tblGrid>
+        <w:gridCol w:w="3960"/>
+        <w:gridCol w:w="3960"/>
+      </w:tblGrid>
+      <w:tr>
+        <w:trPr>
+          <w:tblHeader w:val="on"/>
+        </w:trPr>
+        <w:tc>
+          <w:tcPr/>
+          <w:p>
+            <w:pPr>
+              <w:pStyle w:val="Compact"/>
+            </w:pPr>
+            <w:r>
+              <w:t xml:space="preserve">우려</w:t>
+            </w:r>
+          </w:p>
+        </w:tc>
+        <w:tc>
+          <w:tcPr/>
+          <w:p>
+            <w:pPr>
+              <w:pStyle w:val="Compact"/>
+            </w:pPr>
+            <w:r>
+              <w:t xml:space="preserve">대응</w:t>
+            </w:r>
+          </w:p>
+        </w:tc>
+      </w:tr>
+      <w:tr>
+        <w:tc>
+          <w:tcPr/>
+          <w:p>
+            <w:pPr>
+              <w:pStyle w:val="Compact"/>
+            </w:pPr>
+            <w:r>
+              <w:t xml:space="preserve">정보가 틀리면 책임은?</w:t>
+            </w:r>
+          </w:p>
+        </w:tc>
+        <w:tc>
+          <w:tcPr/>
+          <w:p>
+            <w:pPr>
+              <w:pStyle w:val="Compact"/>
+            </w:pPr>
+            <w:r>
+              <w:t xml:space="preserve">모든 정보는 공식 공공 API를 기반으로 하며, 화면마다</w:t>
+            </w:r>
+            <w:r>
+              <w:t xml:space="preserve"> </w:t>
+            </w:r>
+            <w:r>
+              <w:t xml:space="preserve">“출발 전 공식 채널에서 최종 확인”</w:t>
+            </w:r>
+            <w:r>
+              <w:t xml:space="preserve"> </w:t>
+            </w:r>
+            <w:r>
+              <w:t xml:space="preserve">안내를 함께 표시합니다. FerryCast는 공식 정보의 입구이지 대체가 아닙니다.</w:t>
+            </w:r>
+          </w:p>
+        </w:tc>
+      </w:tr>
+      <w:tr>
+        <w:tc>
+          <w:tcPr/>
+          <w:p>
+            <w:pPr>
+              <w:pStyle w:val="Compact"/>
+            </w:pPr>
+            <w:r>
+              <w:t xml:space="preserve">선사·공식 정보와 충돌하지 않나?</w:t>
+            </w:r>
+          </w:p>
+        </w:tc>
+        <w:tc>
+          <w:tcPr/>
+          <w:p>
+            <w:pPr>
+              <w:pStyle w:val="Compact"/>
+            </w:pPr>
+            <w:r>
+              <w:t xml:space="preserve">같은 공공 데이터를 그대로 보여주므로 충돌하지 않습니다. 예매는 한국해운조합으로 연결합니다.</w:t>
+            </w:r>
+          </w:p>
+        </w:tc>
+      </w:tr>
+      <w:tr>
+        <w:tc>
+          <w:tcPr/>
+          <w:p>
+            <w:pPr>
+              <w:pStyle w:val="Compact"/>
+            </w:pPr>
+            <w:r>
+              <w:t xml:space="preserve">광고가 공익성을 해치지 않나?</w:t>
+            </w:r>
+          </w:p>
+        </w:tc>
+        <w:tc>
+          <w:tcPr/>
+          <w:p>
+            <w:pPr>
+              <w:pStyle w:val="Compact"/>
+            </w:pPr>
+            <w:r>
+              <w:t xml:space="preserve">정보 확인을 방해하지 않는 위치에 최소한으로만 둡니다. 지역 업체를 우선 노출해 지역에 환원합니다.</w:t>
+            </w:r>
+          </w:p>
+        </w:tc>
+      </w:tr>
+      <w:tr>
+        <w:tc>
+          <w:tcPr/>
+          <w:p>
+            <w:pPr>
+              <w:pStyle w:val="Compact"/>
+            </w:pPr>
+            <w:r>
+              <w:t xml:space="preserve">운영자가 그만두면 끊기지 않나?</w:t>
+            </w:r>
+          </w:p>
+        </w:tc>
+        <w:tc>
+          <w:tcPr/>
+          <w:p>
+            <w:pPr>
+              <w:pStyle w:val="Compact"/>
+            </w:pPr>
+            <w:r>
+              <w:t xml:space="preserve">공공 API 기반이라 구조가 단순합니다. 군과 협의해 지속 방안(자료·운영 인수 등)을 열어 두겠습니다.</w:t>
+            </w:r>
+          </w:p>
+        </w:tc>
+      </w:tr>
+    </w:tbl>
+    <w:p>
+      <w:r>
+        <w:pict>
+          <v:rect style="width:0;height:1.5pt" o:hralign="center" o:hrstd="t" o:hr="t"/>
+        </w:pict>
+      </w:r>
+    </w:p>
+    <w:bookmarkEnd w:id="52"/>
+    <w:bookmarkStart w:id="53" w:name="완도군청에-드리는-요청"/>
+    <w:p>
+      <w:pPr>
+        <w:pStyle w:val="Heading2"/>
+      </w:pPr>
+      <w:r>
+        <w:t xml:space="preserve">11. 완도군청에 드리는 요청</w:t>
+      </w:r>
+    </w:p>
+    <w:tbl>
+      <w:tblPr>
+        <w:tblStyle w:val="Table"/>
+        <w:tblW w:type="pct" w:w="5000"/>
+        <w:tblLayout w:type="fixed"/>
+        <w:tblLook w:firstRow="1" w:lastRow="0" w:firstColumn="0" w:lastColumn="0" w:noHBand="0" w:noVBand="0" w:val="0020"/>
+      </w:tblPr>
+      <w:tblGrid>
+        <w:gridCol w:w="2640"/>
+        <w:gridCol w:w="2640"/>
+        <w:gridCol w:w="2640"/>
+      </w:tblGrid>
+      <w:tr>
+        <w:trPr>
+          <w:tblHeader w:val="on"/>
+        </w:trPr>
+        <w:tc>
+          <w:tcPr/>
+          <w:p>
+            <w:pPr>
+              <w:pStyle w:val="Compact"/>
+            </w:pPr>
+            <w:r>
+              <w:t xml:space="preserve">No</w:t>
+            </w:r>
+          </w:p>
+        </w:tc>
+        <w:tc>
+          <w:tcPr/>
+          <w:p>
+            <w:pPr>
+              <w:pStyle w:val="Compact"/>
+            </w:pPr>
+            <w:r>
+              <w:t xml:space="preserve">요청 항목</w:t>
+            </w:r>
+          </w:p>
+        </w:tc>
+        <w:tc>
+          <w:tcPr/>
+          <w:p>
+            <w:pPr>
+              <w:pStyle w:val="Compact"/>
+            </w:pPr>
+            <w:r>
+              <w:t xml:space="preserve">세부 내용</w:t>
+            </w:r>
+          </w:p>
+        </w:tc>
+      </w:tr>
+      <w:tr>
+        <w:tc>
+          <w:tcPr/>
+          <w:p>
+            <w:pPr>
+              <w:pStyle w:val="Compact"/>
+            </w:pPr>
+            <w:r>
+              <w:t xml:space="preserve">1</w:t>
+            </w:r>
+          </w:p>
+        </w:tc>
+        <w:tc>
+          <w:tcPr/>
+          <w:p>
+            <w:pPr>
+              <w:pStyle w:val="Compact"/>
+            </w:pPr>
+            <w:r>
+              <w:t xml:space="preserve">정식 부착 허가</w:t>
+            </w:r>
+          </w:p>
+        </w:tc>
+        <w:tc>
+          <w:tcPr/>
+          <w:p>
+            <w:pPr>
+              <w:pStyle w:val="Compact"/>
+            </w:pPr>
+            <w:r>
+              <w:t xml:space="preserve">여객선터미널 등 완도 공공장소에 내구성 있는 QR 안내물 정식 부착 허가 (현재 임시 시범물 → 정식 안내물로 교체)</w:t>
+            </w:r>
+          </w:p>
+        </w:tc>
+      </w:tr>
+      <w:tr>
+        <w:tc>
+          <w:tcPr/>
+          <w:p>
+            <w:pPr>
+              <w:pStyle w:val="Compact"/>
+            </w:pPr>
+            <w:r>
+              <w:t xml:space="preserve">2</w:t>
+            </w:r>
+          </w:p>
+        </w:tc>
+        <w:tc>
+          <w:tcPr/>
+          <w:p>
+            <w:pPr>
+              <w:pStyle w:val="Compact"/>
+            </w:pPr>
+            <w:r>
+              <w:t xml:space="preserve">공식 홍보 협조</w:t>
+            </w:r>
+          </w:p>
+        </w:tc>
+        <w:tc>
+          <w:tcPr/>
+          <w:p>
+            <w:pPr>
+              <w:pStyle w:val="Compact"/>
+            </w:pPr>
+            <w:r>
+              <w:t xml:space="preserve">완도군 누리집·SNS 등 공식 채널을 통한 서비스 소개 게시</w:t>
+            </w:r>
+          </w:p>
+        </w:tc>
+      </w:tr>
+      <w:tr>
+        <w:tc>
+          <w:tcPr/>
+          <w:p>
+            <w:pPr>
+              <w:pStyle w:val="Compact"/>
+            </w:pPr>
+            <w:r>
+              <w:t xml:space="preserve">3</w:t>
+            </w:r>
+          </w:p>
+        </w:tc>
+        <w:tc>
+          <w:tcPr/>
+          <w:p>
+            <w:pPr>
+              <w:pStyle w:val="Compact"/>
+            </w:pPr>
+            <w:r>
+              <w:t xml:space="preserve">정보 정확성 협의 (선택)</w:t>
+            </w:r>
+          </w:p>
+        </w:tc>
+        <w:tc>
+          <w:tcPr/>
+          <w:p>
+            <w:pPr>
+              <w:pStyle w:val="Compact"/>
+            </w:pPr>
+            <w:r>
+              <w:t xml:space="preserve">정확한 정보 제공을 위한 데이터·운영 의견 교류</w:t>
+            </w:r>
+          </w:p>
+        </w:tc>
+      </w:tr>
+    </w:tbl>
+    <w:p>
+      <w:r>
+        <w:pict>
+          <v:rect style="width:0;height:1.5pt" o:hralign="center" o:hrstd="t" o:hr="t"/>
+        </w:pict>
+      </w:r>
+    </w:p>
+    <w:bookmarkEnd w:id="53"/>
+    <w:bookmarkStart w:id="55" w:name="제안자-의견"/>
     <w:p>
       <w:pPr>
         <w:pStyle w:val="Heading2"/>
@@ -2684,7 +2941,7 @@
         <w:t xml:space="preserve">이미 동작하는 서비스</w:t>
       </w:r>
       <w:r>
-        <w:t xml:space="preserve">를 들고 왔습니다. 지금 https://ferrycast.kr 에 접속하면 오늘 완도의 배편과 날씨, 물때가 그대로 보입니다.</w:t>
+        <w:t xml:space="preserve">를 들고 왔습니다. 지금 https://ferrycast.kr 에 접속하면 오늘 완도의 배편과 날씨, 물때가 그대로 보입니다. 말로만 제안하지 않고, 자비로 안내물을 만들어 터미널 현장에 직접 시범 부착까지 해보았습니다.</w:t>
       </w:r>
     </w:p>
     <w:p>
@@ -2719,7 +2976,7 @@
         </w:pict>
       </w:r>
     </w:p>
-    <w:bookmarkStart w:id="43" w:name="맺음말"/>
+    <w:bookmarkStart w:id="54" w:name="맺음말"/>
     <w:p>
       <w:pPr>
         <w:pStyle w:val="Heading3"/>
@@ -2754,9 +3011,9 @@
         <w:t xml:space="preserve">— FerryCast(페리캐스트) · https://ferrycast.kr · 김신진 · 010-8478-7552 · climaxna@naver.com</w:t>
       </w:r>
     </w:p>
-    <w:bookmarkEnd w:id="43"/>
-    <w:bookmarkEnd w:id="44"/>
-    <w:bookmarkEnd w:id="45"/>
+    <w:bookmarkEnd w:id="54"/>
+    <w:bookmarkEnd w:id="55"/>
+    <w:bookmarkEnd w:id="56"/>
     <w:sectPr>
       <w:footnotePr>
         <w:numRestart w:val="eachSect"/>

--- a/docs/FerryCast_완도군청_제안서_v2.docx
+++ b/docs/FerryCast_완도군청_제안서_v2.docx
@@ -891,6 +891,20 @@
           <w:szCs w:val="20"/>
         </w:rPr>
         <w:t xml:space="preserve">이미 검증된 예매 시장 위에, 완도 주민·관광객을 위한 '정보 입구'를 더하는 것입니다.</w:t>
+      </w:r>
+    </w:p>
+    <w:p>
+      <w:pPr>
+        <w:spacing w:after="100" w:before="0" w:line="276"/>
+      </w:pPr>
+      <w:r>
+        <w:rPr>
+          <w:rFonts w:ascii="맑은 고딕" w:cs="맑은 고딕" w:eastAsia="맑은 고딕" w:hAnsi="맑은 고딕"/>
+          <w:color w:val="334155"/>
+          <w:sz w:val="20"/>
+          <w:szCs w:val="20"/>
+        </w:rPr>
+        <w:t xml:space="preserve">민간이 공공데이터로 만든 서비스를 행정이 협력으로 받아들인 선례도 이미 있습니다. 고등학생이 만든 '서울버스' 앱은 이용 수요가 확인되자 지자체가 데이터 협력으로 방향을 바꿨고, 시민 개발자들이 만든 공적마스크 앱과 개인안심번호는 정부가 데이터를 제공하며 공식 채택했습니다. FerryCast는 처음부터 공공 오픈 API를 정식 절차로 사용하고 있어, 데이터 문제 없이 곧바로 협력할 수 있습니다.</w:t>
       </w:r>
     </w:p>
     <w:p>
@@ -3312,7 +3326,7 @@
                 <w:sz w:val="19"/>
                 <w:szCs w:val="19"/>
               </w:rPr>
-              <w:t xml:space="preserve">이용 현황을 보며 항로·기능 보강, 정보 정확성 협의</w:t>
+              <w:t xml:space="preserve">이용 현황을 정기 공유하며 항로·기능 보강, 성과를 바탕으로 관광 홍보 연계 등 정식 사업 전환 협의</w:t>
             </w:r>
           </w:p>
         </w:tc>
@@ -3343,7 +3357,7 @@
                 <w:sz w:val="19"/>
                 <w:szCs w:val="19"/>
               </w:rPr>
-              <w:t xml:space="preserve">데이터 의견 교류(선택)</w:t>
+              <w:t xml:space="preserve">성과 검토·확대 협의</w:t>
             </w:r>
           </w:p>
         </w:tc>
@@ -3440,7 +3454,7 @@
           <w:sz w:val="20"/>
           <w:szCs w:val="20"/>
         </w:rPr>
-        <w:t xml:space="preserve">결항을 미리 확인해 일정 차질을 줄입니다. “정보를 쉽게 찾을 수 있는 완도”라는 인상을 남깁니다.</w:t>
+        <w:t xml:space="preserve">결항을 미리 확인해 일정 차질을 줄입니다. “정보를 쉽게 찾을 수 있는 완도”라는 인상을 남깁니다. 실제로 방문자 대다수가 완도 밖에서 검색·블로그를 통해 유입되고 있어, 여행 전에 배편 정보를 찾는 관광객에게 이미 닿고 있음이 확인됩니다.</w:t>
       </w:r>
     </w:p>
     <w:p>
@@ -3517,7 +3531,7 @@
           <w:sz w:val="20"/>
           <w:szCs w:val="20"/>
         </w:rPr>
-        <w:t xml:space="preserve">서버 유지를 위한 최소한의 비용은 두 가지로 충당합니다. 카카오 애드핏 배너 광고는 화면 맨 아래 옅은 배경의 작은 영역에만 게재해 정보 확인을 가리지 않습니다. 쿠팡 파트너스를 통한 완도 특산물 소개 코너는 완도산 수산물·특산품을 관광객에게 자연스럽게 알리는 효과도 함께 냅니다.</w:t>
+        <w:t xml:space="preserve">서버 유지를 위한 최소한의 비용은 두 가지로 충당합니다. 화면 맨 아래의 광고 자리는 외부 광고망 배너 대신 완도 소상공인(펜션·식당·특산물 판매점 등)을 소개하는 지역 광고 자리로 운영해, 현수막·전단보다 저렴한 비용으로 지역 가게가 관광객에게 알려지는 상생 구조를 지향합니다. 쿠팡 파트너스를 통한 완도 특산물 소개 코너는 완도산 수산물·특산품을 관광객에게 자연스럽게 알리는 효과도 함께 냅니다.</w:t>
       </w:r>
     </w:p>
     <w:tbl>
@@ -3637,7 +3651,7 @@
                 <w:sz w:val="19"/>
                 <w:szCs w:val="19"/>
               </w:rPr>
-              <w:t xml:space="preserve">카카오 애드핏 배너</w:t>
+              <w:t xml:space="preserve">지역 소상공인 광고</w:t>
             </w:r>
           </w:p>
         </w:tc>
@@ -3668,7 +3682,7 @@
                 <w:sz w:val="19"/>
                 <w:szCs w:val="19"/>
               </w:rPr>
-              <w:t xml:space="preserve">화면 하단 작은 영역에만 게재. 핵심 정보(날씨·시간표·조석)와 분리해 확인을 방해하지 않음</w:t>
+              <w:t xml:space="preserve">화면 하단 작은 영역에만 게재. 외부 광고망 대신 완도 가게(펜션·식당·특산물 등)를 소개하는 지역 상생형 광고 자리</w:t>
             </w:r>
           </w:p>
         </w:tc>
@@ -4176,7 +4190,7 @@
                 <w:sz w:val="19"/>
                 <w:szCs w:val="19"/>
               </w:rPr>
-              <w:t xml:space="preserve">광고·특산물 코너는 핵심 정보를 모두 확인한 화면 맨 아래에만 있습니다. 지역 특산물을 우선 노출해 지역에도 환원합니다.</w:t>
+              <w:t xml:space="preserve">광고·특산물 코너는 핵심 정보를 모두 확인한 화면 맨 아래에만 있습니다. 광고 자리도 외부 광고망 대신 완도 소상공인 소개 자리로 운영해 지역에 환원되는 구조입니다.</w:t>
             </w:r>
           </w:p>
         </w:tc>
@@ -4242,7 +4256,7 @@
                 <w:sz w:val="19"/>
                 <w:szCs w:val="19"/>
               </w:rPr>
-              <w:t xml:space="preserve">현장 시범 부착 이후 이용자가 QR을 스캔해 실제로 확인하는 모습을 직접 확인했습니다. 정식 부착 이후에는 일간 접속자 추이를 2~4주간 축적해, 완도군청에 정량적 이용 현황을 별도로 공유해 드리겠습니다.</w:t>
+              <w:t xml:space="preserve">2026년 7월 기준 하루 100여 명이 방문하고 있습니다. 별도 광고 없이 현장 QR 부착과 온라인 소개만으로 얻은 수치이며 꾸준히 늘고 있습니다. 현장에서도 이용자가 QR을 스캔해 확인하는 모습을 직접 확인했습니다. 정식 부착 이후에는 일간 접속자 추이를 정기적으로 완도군청에 공유해 드리겠습니다.</w:t>
             </w:r>
           </w:p>
         </w:tc>
@@ -4739,6 +4753,104 @@
                 <w:szCs w:val="19"/>
               </w:rPr>
               <w:t xml:space="preserve">정확한 정보 제공을 위한 데이터·운영 의견 교류</w:t>
+            </w:r>
+          </w:p>
+        </w:tc>
+      </w:tr>
+      <w:tr>
+        <w:tc>
+          <w:tcPr>
+            <w:tcW w:type="pct" w:w="8%"/>
+            <w:tcBorders>
+              <w:top w:val="single" w:color="E2E8F0" w:sz="4"/>
+              <w:left w:val="single" w:color="E2E8F0" w:sz="4"/>
+              <w:bottom w:val="single" w:color="E2E8F0" w:sz="4"/>
+              <w:right w:val="single" w:color="E2E8F0" w:sz="4"/>
+            </w:tcBorders>
+            <w:shd w:fill="F8FAFC" w:val="clear"/>
+            <w:tcMar>
+              <w:top w:type="dxa" w:w="60"/>
+              <w:left w:type="dxa" w:w="100"/>
+              <w:bottom w:type="dxa" w:w="60"/>
+              <w:right w:type="dxa" w:w="100"/>
+            </w:tcMar>
+          </w:tcPr>
+          <w:p>
+            <w:pPr>
+              <w:spacing w:after="0" w:before="0" w:line="276"/>
+            </w:pPr>
+            <w:r>
+              <w:rPr>
+                <w:rFonts w:ascii="맑은 고딕" w:cs="맑은 고딕" w:eastAsia="맑은 고딕" w:hAnsi="맑은 고딕"/>
+                <w:color w:val="334155"/>
+                <w:sz w:val="19"/>
+                <w:szCs w:val="19"/>
+              </w:rPr>
+              <w:t xml:space="preserve">4</w:t>
+            </w:r>
+          </w:p>
+        </w:tc>
+        <w:tc>
+          <w:tcPr>
+            <w:tcW w:type="pct" w:w="24%"/>
+            <w:tcBorders>
+              <w:top w:val="single" w:color="E2E8F0" w:sz="4"/>
+              <w:left w:val="single" w:color="E2E8F0" w:sz="4"/>
+              <w:bottom w:val="single" w:color="E2E8F0" w:sz="4"/>
+              <w:right w:val="single" w:color="E2E8F0" w:sz="4"/>
+            </w:tcBorders>
+            <w:shd w:fill="F8FAFC" w:val="clear"/>
+            <w:tcMar>
+              <w:top w:type="dxa" w:w="60"/>
+              <w:left w:type="dxa" w:w="100"/>
+              <w:bottom w:type="dxa" w:w="60"/>
+              <w:right w:type="dxa" w:w="100"/>
+            </w:tcMar>
+          </w:tcPr>
+          <w:p>
+            <w:pPr>
+              <w:spacing w:after="0" w:before="0" w:line="276"/>
+            </w:pPr>
+            <w:r>
+              <w:rPr>
+                <w:rFonts w:ascii="맑은 고딕" w:cs="맑은 고딕" w:eastAsia="맑은 고딕" w:hAnsi="맑은 고딕"/>
+                <w:color w:val="334155"/>
+                <w:sz w:val="19"/>
+                <w:szCs w:val="19"/>
+              </w:rPr>
+              <w:t xml:space="preserve">지역 상권 연계 협조 (선택)</w:t>
+            </w:r>
+          </w:p>
+        </w:tc>
+        <w:tc>
+          <w:tcPr>
+            <w:tcW w:type="pct" w:w="68%"/>
+            <w:tcBorders>
+              <w:top w:val="single" w:color="E2E8F0" w:sz="4"/>
+              <w:left w:val="single" w:color="E2E8F0" w:sz="4"/>
+              <w:bottom w:val="single" w:color="E2E8F0" w:sz="4"/>
+              <w:right w:val="single" w:color="E2E8F0" w:sz="4"/>
+            </w:tcBorders>
+            <w:shd w:fill="F8FAFC" w:val="clear"/>
+            <w:tcMar>
+              <w:top w:type="dxa" w:w="60"/>
+              <w:left w:type="dxa" w:w="100"/>
+              <w:bottom w:type="dxa" w:w="60"/>
+              <w:right w:type="dxa" w:w="100"/>
+            </w:tcMar>
+          </w:tcPr>
+          <w:p>
+            <w:pPr>
+              <w:spacing w:after="0" w:before="0" w:line="276"/>
+            </w:pPr>
+            <w:r>
+              <w:rPr>
+                <w:rFonts w:ascii="맑은 고딕" w:cs="맑은 고딕" w:eastAsia="맑은 고딕" w:hAnsi="맑은 고딕"/>
+                <w:color w:val="334155"/>
+                <w:sz w:val="19"/>
+                <w:szCs w:val="19"/>
+              </w:rPr>
+              <w:t xml:space="preserve">서비스 내 지역 소상공인 소개 자리(광고)·특산물 코너를 완도 업체와 연결할 수 있도록 관련 부서·단체(수협·농협·상인회 등) 소개 협조</w:t>
             </w:r>
           </w:p>
         </w:tc>

--- a/docs/FerryCast_완도군청_제안서_v2.docx
+++ b/docs/FerryCast_완도군청_제안서_v2.docx
@@ -2522,17 +2522,12 @@
           <w:sz w:val="26"/>
           <w:szCs w:val="26"/>
         </w:rPr>
-        <w:t xml:space="preserve">6. 안정적인 운영</w:t>
-      </w:r>
-    </w:p>
-    <w:p>
-      <w:pPr>
-        <w:pStyle w:val="ListParagraph"/>
-        <w:numPr>
-          <w:ilvl w:val="0"/>
-          <w:numId w:val="1"/>
-        </w:numPr>
-        <w:spacing w:after="60" w:line="276"/>
+        <w:t xml:space="preserve">6. 실제 사례 — 해무가 낀 날, 무엇이 벌어지나</w:t>
+      </w:r>
+    </w:p>
+    <w:p>
+      <w:pPr>
+        <w:spacing w:after="100" w:before="0" w:line="276"/>
       </w:pPr>
       <w:r>
         <w:rPr>
@@ -2541,17 +2536,12 @@
           <w:sz w:val="20"/>
           <w:szCs w:val="20"/>
         </w:rPr>
-        <w:t xml:space="preserve">공식 공공 데이터 : 해양교통안전공단·기상청·국립해양조사원의 공식 API를 사용합니다.</w:t>
-      </w:r>
-    </w:p>
-    <w:p>
-      <w:pPr>
-        <w:pStyle w:val="ListParagraph"/>
-        <w:numPr>
-          <w:ilvl w:val="0"/>
-          <w:numId w:val="1"/>
-        </w:numPr>
-        <w:spacing w:after="60" w:line="276"/>
+        <w:t xml:space="preserve">이 서비스가 왜 필요한지, 최근 실제로 있었던 하루로 말씀드립니다.</w:t>
+      </w:r>
+    </w:p>
+    <w:p>
+      <w:pPr>
+        <w:spacing w:after="100" w:before="0" w:line="276"/>
       </w:pPr>
       <w:r>
         <w:rPr>
@@ -2560,83 +2550,7 @@
           <w:sz w:val="20"/>
           <w:szCs w:val="20"/>
         </w:rPr>
-        <w:t xml:space="preserve">시간표와 결항을 함께 : 하나의 공식 데이터로 동시에 받아 시간표와 결항이 어긋나지 않습니다. 청산농협 차도선 같은 지역 배편까지 실시간으로 표시됩니다.</w:t>
-      </w:r>
-    </w:p>
-    <w:p>
-      <w:pPr>
-        <w:pStyle w:val="ListParagraph"/>
-        <w:numPr>
-          <w:ilvl w:val="0"/>
-          <w:numId w:val="1"/>
-        </w:numPr>
-        <w:spacing w:after="60" w:line="276"/>
-      </w:pPr>
-      <w:r>
-        <w:rPr>
-          <w:rFonts w:ascii="맑은 고딕" w:cs="맑은 고딕" w:eastAsia="맑은 고딕" w:hAnsi="맑은 고딕"/>
-          <w:color w:val="334155"/>
-          <w:sz w:val="20"/>
-          <w:szCs w:val="20"/>
-        </w:rPr>
-        <w:t xml:space="preserve">이용자가 늘어도 안정적 : 데이터 호출을 최소화하는 캐시 구조라 접속이 몰려도 무리가 가지 않습니다.</w:t>
-      </w:r>
-    </w:p>
-    <w:p>
-      <w:pPr>
-        <w:pStyle w:val="ListParagraph"/>
-        <w:numPr>
-          <w:ilvl w:val="0"/>
-          <w:numId w:val="1"/>
-        </w:numPr>
-        <w:spacing w:after="60" w:line="276"/>
-      </w:pPr>
-      <w:r>
-        <w:rPr>
-          <w:rFonts w:ascii="맑은 고딕" w:cs="맑은 고딕" w:eastAsia="맑은 고딕" w:hAnsi="맑은 고딕"/>
-          <w:color w:val="334155"/>
-          <w:sz w:val="20"/>
-          <w:szCs w:val="20"/>
-        </w:rPr>
-        <w:t xml:space="preserve">빈 화면 없는 안전망 : 일시적 장애에도 흰 화면 대신 참고 시간표를 표시합니다. 언제 열어도 무언가는 반드시 보입니다.</w:t>
-      </w:r>
-    </w:p>
-    <w:p>
-      <w:pPr>
-        <w:pStyle w:val="ListParagraph"/>
-        <w:numPr>
-          <w:ilvl w:val="0"/>
-          <w:numId w:val="1"/>
-        </w:numPr>
-        <w:spacing w:after="60" w:line="276"/>
-      </w:pPr>
-      <w:r>
-        <w:rPr>
-          <w:rFonts w:ascii="맑은 고딕" w:cs="맑은 고딕" w:eastAsia="맑은 고딕" w:hAnsi="맑은 고딕"/>
-          <w:color w:val="334155"/>
-          <w:sz w:val="20"/>
-          <w:szCs w:val="20"/>
-        </w:rPr>
-        <w:t xml:space="preserve">완도 밖에서도 검증됐습니다 : 완도에서 다진 이 구조를 포항(울릉도)·목포(제주·홍도·흑산도 등)·인천(백령도·연평도) 항로에도 이미 적용해 함께 운영하고 있습니다. 완도가 이 서비스의 출발점이자, 다른 지역에서도 통한다는 사실을 스스로 증명한 셈입니다.</w:t>
-      </w:r>
-    </w:p>
-    <w:p>
-      <w:pPr>
-        <w:pBdr>
-          <w:bottom w:val="single" w:color="1D4ED8" w:sz="8" w:space="4"/>
-        </w:pBdr>
-        <w:spacing w:after="140" w:before="280"/>
-      </w:pPr>
-      <w:r>
-        <w:rPr>
-          <w:rFonts w:ascii="맑은 고딕" w:cs="맑은 고딕" w:eastAsia="맑은 고딕" w:hAnsi="맑은 고딕"/>
-          <w:b/>
-          <w:bCs/>
-          <w:color w:val="1D4ED8"/>
-          <w:sz w:val="26"/>
-          <w:szCs w:val="26"/>
-        </w:rPr>
-        <w:t xml:space="preserve">7. 추진 방안과 일정</w:t>
+        <w:t xml:space="preserve">2026년 7월 19일, 완도 앞바다에 해무(바다 안개)가 꼈습니다. 바람도 파도도 잔잔했지만 시야가 막혀(운항 데이터상 ‘시계제한’) 배가 뜨지 못했습니다. 해무는 이렇게 날씨가 멀쩡해 보여도 출항을 막는, 완도에서 특히 잦은 결항 원인입니다.</w:t>
       </w:r>
     </w:p>
     <w:p>
@@ -2652,21 +2566,7 @@
           <w:sz w:val="22"/>
           <w:szCs w:val="22"/>
         </w:rPr>
-        <w:t xml:space="preserve">이미 현장에 시범 부착했습니다</w:t>
-      </w:r>
-    </w:p>
-    <w:p>
-      <w:pPr>
-        <w:spacing w:after="100" w:before="0" w:line="276"/>
-      </w:pPr>
-      <w:r>
-        <w:rPr>
-          <w:rFonts w:ascii="맑은 고딕" w:cs="맑은 고딕" w:eastAsia="맑은 고딕" w:hAnsi="맑은 고딕"/>
-          <w:color w:val="334155"/>
-          <w:sz w:val="20"/>
-          <w:szCs w:val="20"/>
-        </w:rPr>
-        <w:t xml:space="preserve">서비스의 효용을 직접 확인하고자, 자비로 안내물을 제작해 완도여객선터미널과 완도 진입 경로의 거점인 해남종합버스터미널에 시범 부착해 보았습니다. 실제로 공식 운항시간표 바로 옆에서 이용자들이 휴대폰으로 스캔해 배 시각과 결항을 확인합니다.</w:t>
+        <w:t xml:space="preserve">같은 날, 노선마다 · 배마다 상태가 갈렸습니다</w:t>
       </w:r>
     </w:p>
     <w:tbl>
@@ -2698,19 +2598,21 @@
             </w:tcBorders>
             <w:tcMar>
               <w:top w:type="dxa" w:w="40"/>
-              <w:left w:type="dxa" w:w="40"/>
+              <w:left w:type="dxa" w:w="30"/>
               <w:bottom w:type="dxa" w:w="40"/>
-              <w:right w:type="dxa" w:w="40"/>
-            </w:tcMar>
-          </w:tcPr>
-          <w:p>
-            <w:pPr>
+              <w:right w:type="dxa" w:w="30"/>
+            </w:tcMar>
+            <w:vAlign w:val="center"/>
+          </w:tcPr>
+          <w:p>
+            <w:pPr>
+              <w:spacing w:after="60"/>
               <w:jc w:val="center"/>
             </w:pPr>
             <w:r>
               <w:drawing>
                 <wp:inline distT="0" distB="0" distL="0" distR="0">
-                  <wp:extent cx="1428750" cy="1905000"/>
+                  <wp:extent cx="1428750" cy="600075"/>
                   <wp:effectExtent t="0" r="0" b="0" l="0"/>
                   <wp:docPr id="1" name="" descr="" title=""/>
                   <wp:cNvGraphicFramePr>
@@ -2735,7 +2637,7 @@
                         <pic:spPr bwMode="auto">
                           <a:xfrm>
                             <a:off x="0" y="0"/>
-                            <a:ext cx="1428750" cy="1905000"/>
+                            <a:ext cx="1428750" cy="600075"/>
                           </a:xfrm>
                           <a:prstGeom prst="rect">
                             <a:avLst/>
@@ -2750,17 +2652,34 @@
           </w:p>
           <w:p>
             <w:pPr>
-              <w:spacing w:after="0" w:before="0" w:line="276"/>
+              <w:spacing w:after="20" w:before="0" w:line="276"/>
               <w:jc w:val="center"/>
             </w:pPr>
             <w:r>
               <w:rPr>
                 <w:rFonts w:ascii="맑은 고딕" w:cs="맑은 고딕" w:eastAsia="맑은 고딕" w:hAnsi="맑은 고딕"/>
-                <w:color w:val="64748B"/>
-                <w:sz w:val="16"/>
-                <w:szCs w:val="16"/>
-              </w:rPr>
-              <w:t xml:space="preserve">완도여객선터미널 — 운항시간표 옆</w:t>
+                <w:b/>
+                <w:bCs/>
+                <w:color w:val="1D4ED8"/>
+                <w:sz w:val="17"/>
+                <w:szCs w:val="17"/>
+              </w:rPr>
+              <w:t xml:space="preserve">① 노선 전체 결항</w:t>
+            </w:r>
+          </w:p>
+          <w:p>
+            <w:pPr>
+              <w:spacing w:after="0" w:before="0" w:line="276"/>
+              <w:jc w:val="center"/>
+            </w:pPr>
+            <w:r>
+              <w:rPr>
+                <w:rFonts w:ascii="맑은 고딕" w:cs="맑은 고딕" w:eastAsia="맑은 고딕" w:hAnsi="맑은 고딕"/>
+                <w:color w:val="475569"/>
+                <w:sz w:val="15"/>
+                <w:szCs w:val="15"/>
+              </w:rPr>
+              <w:t xml:space="preserve">완도–소안·보길·노화는 이날 전편 결항 (사유: 시계제한)</w:t>
             </w:r>
           </w:p>
         </w:tc>
@@ -2775,19 +2694,21 @@
             </w:tcBorders>
             <w:tcMar>
               <w:top w:type="dxa" w:w="40"/>
-              <w:left w:type="dxa" w:w="40"/>
+              <w:left w:type="dxa" w:w="30"/>
               <w:bottom w:type="dxa" w:w="40"/>
-              <w:right w:type="dxa" w:w="40"/>
-            </w:tcMar>
-          </w:tcPr>
-          <w:p>
-            <w:pPr>
+              <w:right w:type="dxa" w:w="30"/>
+            </w:tcMar>
+            <w:vAlign w:val="center"/>
+          </w:tcPr>
+          <w:p>
+            <w:pPr>
+              <w:spacing w:after="60"/>
               <w:jc w:val="center"/>
             </w:pPr>
             <w:r>
               <w:drawing>
                 <wp:inline distT="0" distB="0" distL="0" distR="0">
-                  <wp:extent cx="1428750" cy="1905000"/>
+                  <wp:extent cx="1428750" cy="2171700"/>
                   <wp:effectExtent t="0" r="0" b="0" l="0"/>
                   <wp:docPr id="1" name="" descr="" title=""/>
                   <wp:cNvGraphicFramePr>
@@ -2812,7 +2733,7 @@
                         <pic:spPr bwMode="auto">
                           <a:xfrm>
                             <a:off x="0" y="0"/>
-                            <a:ext cx="1428750" cy="1905000"/>
+                            <a:ext cx="1428750" cy="2171700"/>
                           </a:xfrm>
                           <a:prstGeom prst="rect">
                             <a:avLst/>
@@ -2827,17 +2748,34 @@
           </w:p>
           <w:p>
             <w:pPr>
-              <w:spacing w:after="0" w:before="0" w:line="276"/>
+              <w:spacing w:after="20" w:before="0" w:line="276"/>
               <w:jc w:val="center"/>
             </w:pPr>
             <w:r>
               <w:rPr>
                 <w:rFonts w:ascii="맑은 고딕" w:cs="맑은 고딕" w:eastAsia="맑은 고딕" w:hAnsi="맑은 고딕"/>
-                <w:color w:val="64748B"/>
-                <w:sz w:val="16"/>
-                <w:szCs w:val="16"/>
-              </w:rPr>
-              <w:t xml:space="preserve">완도여객선터미널 — 대합실</w:t>
+                <w:b/>
+                <w:bCs/>
+                <w:color w:val="1D4ED8"/>
+                <w:sz w:val="17"/>
+                <w:szCs w:val="17"/>
+              </w:rPr>
+              <w:t xml:space="preserve">② 한 척만 운항</w:t>
+            </w:r>
+          </w:p>
+          <w:p>
+            <w:pPr>
+              <w:spacing w:after="0" w:before="0" w:line="276"/>
+              <w:jc w:val="center"/>
+            </w:pPr>
+            <w:r>
+              <w:rPr>
+                <w:rFonts w:ascii="맑은 고딕" w:cs="맑은 고딕" w:eastAsia="맑은 고딕" w:hAnsi="맑은 고딕"/>
+                <w:color w:val="475569"/>
+                <w:sz w:val="15"/>
+                <w:szCs w:val="15"/>
+              </w:rPr>
+              <w:t xml:space="preserve">약산↔금일은 한 척만 재개해 몇 편만 뜨고 나머지는 결항</w:t>
             </w:r>
           </w:p>
         </w:tc>
@@ -2852,19 +2790,21 @@
             </w:tcBorders>
             <w:tcMar>
               <w:top w:type="dxa" w:w="40"/>
-              <w:left w:type="dxa" w:w="40"/>
+              <w:left w:type="dxa" w:w="30"/>
               <w:bottom w:type="dxa" w:w="40"/>
-              <w:right w:type="dxa" w:w="40"/>
-            </w:tcMar>
-          </w:tcPr>
-          <w:p>
-            <w:pPr>
+              <w:right w:type="dxa" w:w="30"/>
+            </w:tcMar>
+            <w:vAlign w:val="center"/>
+          </w:tcPr>
+          <w:p>
+            <w:pPr>
+              <w:spacing w:after="60"/>
               <w:jc w:val="center"/>
             </w:pPr>
             <w:r>
               <w:drawing>
                 <wp:inline distT="0" distB="0" distL="0" distR="0">
-                  <wp:extent cx="1428750" cy="1905000"/>
+                  <wp:extent cx="1428750" cy="2638425"/>
                   <wp:effectExtent t="0" r="0" b="0" l="0"/>
                   <wp:docPr id="1" name="" descr="" title=""/>
                   <wp:cNvGraphicFramePr>
@@ -2889,6 +2829,565 @@
                         <pic:spPr bwMode="auto">
                           <a:xfrm>
                             <a:off x="0" y="0"/>
+                            <a:ext cx="1428750" cy="2638425"/>
+                          </a:xfrm>
+                          <a:prstGeom prst="rect">
+                            <a:avLst/>
+                          </a:prstGeom>
+                        </pic:spPr>
+                      </pic:pic>
+                    </a:graphicData>
+                  </a:graphic>
+                </wp:inline>
+              </w:drawing>
+            </w:r>
+          </w:p>
+          <w:p>
+            <w:pPr>
+              <w:spacing w:after="20" w:before="0" w:line="276"/>
+              <w:jc w:val="center"/>
+            </w:pPr>
+            <w:r>
+              <w:rPr>
+                <w:rFonts w:ascii="맑은 고딕" w:cs="맑은 고딕" w:eastAsia="맑은 고딕" w:hAnsi="맑은 고딕"/>
+                <w:b/>
+                <w:bCs/>
+                <w:color w:val="1D4ED8"/>
+                <w:sz w:val="17"/>
+                <w:szCs w:val="17"/>
+              </w:rPr>
+              <w:t xml:space="preserve">③ 왜 이 편만?</w:t>
+            </w:r>
+          </w:p>
+          <w:p>
+            <w:pPr>
+              <w:spacing w:after="0" w:before="0" w:line="276"/>
+              <w:jc w:val="center"/>
+            </w:pPr>
+            <w:r>
+              <w:rPr>
+                <w:rFonts w:ascii="맑은 고딕" w:cs="맑은 고딕" w:eastAsia="맑은 고딕" w:hAnsi="맑은 고딕"/>
+                <w:color w:val="475569"/>
+                <w:sz w:val="15"/>
+                <w:szCs w:val="15"/>
+              </w:rPr>
+              <w:t xml:space="preserve">결항 편마다 선박명·사유(시계제한)까지 표시</w:t>
+            </w:r>
+          </w:p>
+        </w:tc>
+      </w:tr>
+    </w:tbl>
+    <w:p>
+      <w:pPr>
+        <w:spacing w:after="100" w:before="0" w:line="276"/>
+      </w:pPr>
+      <w:r>
+        <w:rPr>
+          <w:rFonts w:ascii="맑은 고딕" w:cs="맑은 고딕" w:eastAsia="맑은 고딕" w:hAnsi="맑은 고딕"/>
+          <w:color w:val="334155"/>
+          <w:sz w:val="20"/>
+          <w:szCs w:val="20"/>
+        </w:rPr>
+        <w:t xml:space="preserve">이날 완도–소안·보길·노화 노선은 전편이 결항했습니다(사진①). 반면 약산↔금일 노선은 여러 척이 30분 간격으로 교대 운항하는데, 해무가 걷히기 시작하자 한 척(평화페리9호)만 먼저 운항을 재개했습니다. 이 배가 왕복하는 90분 간격으로 11:00·12:30·14:00·15:30 몇 편만 뜨고, 나머지 배(완농페리3호·풍진메이슨)가 맡은 편은 그대로 결항이었습니다(사진②).</w:t>
+      </w:r>
+    </w:p>
+    <w:p>
+      <w:pPr>
+        <w:spacing w:after="100" w:before="0" w:line="276"/>
+      </w:pPr>
+      <w:r>
+        <w:rPr>
+          <w:rFonts w:ascii="맑은 고딕" w:cs="맑은 고딕" w:eastAsia="맑은 고딕" w:hAnsi="맑은 고딕"/>
+          <w:color w:val="334155"/>
+          <w:sz w:val="20"/>
+          <w:szCs w:val="20"/>
+        </w:rPr>
+        <w:t xml:space="preserve">그래서 시간표가 “결항–결항–운항–결항–운항”처럼 뒤섞여 보입니다. “11:00은 뜨는데 왜 11:30은 안 뜨지?” — 같은 시간대인데 배가 다르기 때문입니다. 이용자로서는 알 길이 없는 정보라, FerryCast는 결항 편에 어느 배가·왜(시계제한) 묶였는지까지 함께 보여줍니다(사진③).</w:t>
+      </w:r>
+    </w:p>
+    <w:tbl>
+      <w:tblPr>
+        <w:tblW w:type="pct" w:w="100%"/>
+        <w:tblBorders>
+          <w:top w:val="single" w:color="auto" w:sz="4"/>
+          <w:left w:val="single" w:color="auto" w:sz="4"/>
+          <w:bottom w:val="single" w:color="auto" w:sz="4"/>
+          <w:right w:val="single" w:color="auto" w:sz="4"/>
+          <w:insideH w:val="single" w:color="auto" w:sz="4"/>
+          <w:insideV w:val="single" w:color="auto" w:sz="4"/>
+        </w:tblBorders>
+      </w:tblPr>
+      <w:tblGrid>
+        <w:gridCol w:w="100"/>
+      </w:tblGrid>
+      <w:tr>
+        <w:tc>
+          <w:tcPr>
+            <w:tcBorders>
+              <w:top w:val="single" w:color="FED7AA" w:sz="4"/>
+              <w:left w:val="single" w:color="FED7AA" w:sz="4"/>
+              <w:bottom w:val="single" w:color="FED7AA" w:sz="4"/>
+              <w:right w:val="single" w:color="FED7AA" w:sz="4"/>
+            </w:tcBorders>
+            <w:shd w:fill="FFF7ED" w:val="clear"/>
+            <w:tcMar>
+              <w:top w:type="dxa" w:w="120"/>
+              <w:left w:type="dxa" w:w="160"/>
+              <w:bottom w:type="dxa" w:w="120"/>
+              <w:right w:type="dxa" w:w="160"/>
+            </w:tcMar>
+          </w:tcPr>
+          <w:p>
+            <w:pPr>
+              <w:spacing w:after="60" w:before="0" w:line="276"/>
+            </w:pPr>
+            <w:r>
+              <w:rPr>
+                <w:rFonts w:ascii="맑은 고딕" w:cs="맑은 고딕" w:eastAsia="맑은 고딕" w:hAnsi="맑은 고딕"/>
+                <w:b/>
+                <w:bCs/>
+                <w:color w:val="C2410C"/>
+                <w:sz w:val="20"/>
+                <w:szCs w:val="20"/>
+              </w:rPr>
+              <w:t xml:space="preserve">전화로도 확인이 안 되던 순간</w:t>
+            </w:r>
+          </w:p>
+          <w:p>
+            <w:pPr>
+              <w:spacing w:after="0" w:before="0" w:line="276"/>
+            </w:pPr>
+            <w:r>
+              <w:rPr>
+                <w:rFonts w:ascii="맑은 고딕" w:cs="맑은 고딕" w:eastAsia="맑은 고딕" w:hAnsi="맑은 고딕"/>
+                <w:color w:val="7C2D12"/>
+                <w:sz w:val="20"/>
+                <w:szCs w:val="20"/>
+              </w:rPr>
+              <w:t xml:space="preserve">이 데이터가 실제와 맞는지 확인하려고, 그날 저는 여러 곳(선사·터미널)에 직접 전화를 돌렸습니다. 그런데 </w:t>
+            </w:r>
+            <w:r>
+              <w:rPr>
+                <w:rFonts w:ascii="맑은 고딕" w:cs="맑은 고딕" w:eastAsia="맑은 고딕" w:hAnsi="맑은 고딕"/>
+                <w:b/>
+                <w:bCs/>
+                <w:color w:val="7C2D12"/>
+                <w:sz w:val="20"/>
+                <w:szCs w:val="20"/>
+              </w:rPr>
+              <w:t xml:space="preserve">어떤 곳은 통화 중이거나 연결이 되지 않아, 전화로도 결항 여부를 확정하지 못하는 순간</w:t>
+            </w:r>
+            <w:r>
+              <w:rPr>
+                <w:rFonts w:ascii="맑은 고딕" w:cs="맑은 고딕" w:eastAsia="맑은 고딕" w:hAnsi="맑은 고딕"/>
+                <w:color w:val="7C2D12"/>
+                <w:sz w:val="20"/>
+                <w:szCs w:val="20"/>
+              </w:rPr>
+              <w:t xml:space="preserve">이 있었습니다. 해무 낀 날은 문의가 몰려 전화가 더 닿지 않습니다. 바로 그 공백에서, 화면 하나로 편별 운항 상태를 그대로 보여주는 정보가 힘을 발휘합니다.</w:t>
+            </w:r>
+          </w:p>
+        </w:tc>
+      </w:tr>
+    </w:tbl>
+    <w:p>
+      <w:pPr>
+        <w:spacing w:after="100" w:before="0" w:line="276"/>
+      </w:pPr>
+      <w:r>
+        <w:rPr>
+          <w:rFonts w:ascii="맑은 고딕" w:cs="맑은 고딕" w:eastAsia="맑은 고딕" w:hAnsi="맑은 고딕"/>
+          <w:color w:val="334155"/>
+          <w:sz w:val="20"/>
+          <w:szCs w:val="20"/>
+        </w:rPr>
+        <w:t xml:space="preserve">물론 최종 확인은 공식 채널의 몫입니다. 그러나 전화가 닿지 않는 그 시간, 터미널까지 나가기 전에 “오늘 이 배가 뜨는지”를 한 화면에서 가늠할 수 있다는 것 — 그것이 완도처럼 결항이 잦고 항로·선박이 얽힌 곳에서 FerryCast가 갖는 값입니다.</w:t>
+      </w:r>
+    </w:p>
+    <w:p>
+      <w:pPr>
+        <w:pageBreakBefore/>
+        <w:pBdr>
+          <w:bottom w:val="single" w:color="1D4ED8" w:sz="8" w:space="4"/>
+        </w:pBdr>
+        <w:spacing w:after="140" w:before="280"/>
+      </w:pPr>
+      <w:r>
+        <w:rPr>
+          <w:rFonts w:ascii="맑은 고딕" w:cs="맑은 고딕" w:eastAsia="맑은 고딕" w:hAnsi="맑은 고딕"/>
+          <w:b/>
+          <w:bCs/>
+          <w:color w:val="1D4ED8"/>
+          <w:sz w:val="26"/>
+          <w:szCs w:val="26"/>
+        </w:rPr>
+        <w:t xml:space="preserve">7. 안정적인 운영</w:t>
+      </w:r>
+    </w:p>
+    <w:p>
+      <w:pPr>
+        <w:pStyle w:val="ListParagraph"/>
+        <w:numPr>
+          <w:ilvl w:val="0"/>
+          <w:numId w:val="1"/>
+        </w:numPr>
+        <w:spacing w:after="60" w:line="276"/>
+      </w:pPr>
+      <w:r>
+        <w:rPr>
+          <w:rFonts w:ascii="맑은 고딕" w:cs="맑은 고딕" w:eastAsia="맑은 고딕" w:hAnsi="맑은 고딕"/>
+          <w:color w:val="334155"/>
+          <w:sz w:val="20"/>
+          <w:szCs w:val="20"/>
+        </w:rPr>
+        <w:t xml:space="preserve">공식 공공 데이터 : 해양교통안전공단·기상청·국립해양조사원의 공식 API를 사용합니다.</w:t>
+      </w:r>
+    </w:p>
+    <w:p>
+      <w:pPr>
+        <w:pStyle w:val="ListParagraph"/>
+        <w:numPr>
+          <w:ilvl w:val="0"/>
+          <w:numId w:val="1"/>
+        </w:numPr>
+        <w:spacing w:after="60" w:line="276"/>
+      </w:pPr>
+      <w:r>
+        <w:rPr>
+          <w:rFonts w:ascii="맑은 고딕" w:cs="맑은 고딕" w:eastAsia="맑은 고딕" w:hAnsi="맑은 고딕"/>
+          <w:color w:val="334155"/>
+          <w:sz w:val="20"/>
+          <w:szCs w:val="20"/>
+        </w:rPr>
+        <w:t xml:space="preserve">시간표와 결항을 함께 : 하나의 공식 데이터로 동시에 받아 시간표와 결항이 어긋나지 않습니다. 청산농협 차도선 같은 지역 배편까지 실시간으로 표시됩니다.</w:t>
+      </w:r>
+    </w:p>
+    <w:p>
+      <w:pPr>
+        <w:pStyle w:val="ListParagraph"/>
+        <w:numPr>
+          <w:ilvl w:val="0"/>
+          <w:numId w:val="1"/>
+        </w:numPr>
+        <w:spacing w:after="60" w:line="276"/>
+      </w:pPr>
+      <w:r>
+        <w:rPr>
+          <w:rFonts w:ascii="맑은 고딕" w:cs="맑은 고딕" w:eastAsia="맑은 고딕" w:hAnsi="맑은 고딕"/>
+          <w:color w:val="334155"/>
+          <w:sz w:val="20"/>
+          <w:szCs w:val="20"/>
+        </w:rPr>
+        <w:t xml:space="preserve">이용자가 늘어도 안정적 : 데이터 호출을 최소화하는 캐시 구조라 접속이 몰려도 무리가 가지 않습니다.</w:t>
+      </w:r>
+    </w:p>
+    <w:p>
+      <w:pPr>
+        <w:pStyle w:val="ListParagraph"/>
+        <w:numPr>
+          <w:ilvl w:val="0"/>
+          <w:numId w:val="1"/>
+        </w:numPr>
+        <w:spacing w:after="60" w:line="276"/>
+      </w:pPr>
+      <w:r>
+        <w:rPr>
+          <w:rFonts w:ascii="맑은 고딕" w:cs="맑은 고딕" w:eastAsia="맑은 고딕" w:hAnsi="맑은 고딕"/>
+          <w:color w:val="334155"/>
+          <w:sz w:val="20"/>
+          <w:szCs w:val="20"/>
+        </w:rPr>
+        <w:t xml:space="preserve">빈 화면 없는 안전망 : 일시적 장애에도 흰 화면 대신 참고 시간표를 표시합니다. 언제 열어도 무언가는 반드시 보입니다.</w:t>
+      </w:r>
+    </w:p>
+    <w:p>
+      <w:pPr>
+        <w:pStyle w:val="ListParagraph"/>
+        <w:numPr>
+          <w:ilvl w:val="0"/>
+          <w:numId w:val="1"/>
+        </w:numPr>
+        <w:spacing w:after="60" w:line="276"/>
+      </w:pPr>
+      <w:r>
+        <w:rPr>
+          <w:rFonts w:ascii="맑은 고딕" w:cs="맑은 고딕" w:eastAsia="맑은 고딕" w:hAnsi="맑은 고딕"/>
+          <w:color w:val="334155"/>
+          <w:sz w:val="20"/>
+          <w:szCs w:val="20"/>
+        </w:rPr>
+        <w:t xml:space="preserve">완도 밖에서도 검증됐습니다 : 완도에서 다진 이 구조를 포항(울릉도)·목포(제주·홍도·흑산도 등)·인천(백령도·연평도) 항로에도 이미 적용해 함께 운영하고 있습니다. 완도가 이 서비스의 출발점이자, 다른 지역에서도 통한다는 사실을 스스로 증명한 셈입니다.</w:t>
+      </w:r>
+    </w:p>
+    <w:p>
+      <w:pPr>
+        <w:pBdr>
+          <w:bottom w:val="single" w:color="1D4ED8" w:sz="8" w:space="4"/>
+        </w:pBdr>
+        <w:spacing w:after="140" w:before="280"/>
+      </w:pPr>
+      <w:r>
+        <w:rPr>
+          <w:rFonts w:ascii="맑은 고딕" w:cs="맑은 고딕" w:eastAsia="맑은 고딕" w:hAnsi="맑은 고딕"/>
+          <w:b/>
+          <w:bCs/>
+          <w:color w:val="1D4ED8"/>
+          <w:sz w:val="26"/>
+          <w:szCs w:val="26"/>
+        </w:rPr>
+        <w:t xml:space="preserve">8. 추진 방안과 일정</w:t>
+      </w:r>
+    </w:p>
+    <w:p>
+      <w:pPr>
+        <w:spacing w:after="80" w:before="160" w:line="276"/>
+      </w:pPr>
+      <w:r>
+        <w:rPr>
+          <w:rFonts w:ascii="맑은 고딕" w:cs="맑은 고딕" w:eastAsia="맑은 고딕" w:hAnsi="맑은 고딕"/>
+          <w:b/>
+          <w:bCs/>
+          <w:color w:val="1E293B"/>
+          <w:sz w:val="22"/>
+          <w:szCs w:val="22"/>
+        </w:rPr>
+        <w:t xml:space="preserve">이미 현장에 시범 부착했습니다</w:t>
+      </w:r>
+    </w:p>
+    <w:p>
+      <w:pPr>
+        <w:spacing w:after="100" w:before="0" w:line="276"/>
+      </w:pPr>
+      <w:r>
+        <w:rPr>
+          <w:rFonts w:ascii="맑은 고딕" w:cs="맑은 고딕" w:eastAsia="맑은 고딕" w:hAnsi="맑은 고딕"/>
+          <w:color w:val="334155"/>
+          <w:sz w:val="20"/>
+          <w:szCs w:val="20"/>
+        </w:rPr>
+        <w:t xml:space="preserve">서비스의 효용을 직접 확인하고자, 자비로 안내물을 제작해 완도여객선터미널과 완도 진입 경로의 거점인 해남종합버스터미널에 시범 부착해 보았습니다. 실제로 공식 운항시간표 바로 옆에서 이용자들이 휴대폰으로 스캔해 배 시각과 결항을 확인합니다.</w:t>
+      </w:r>
+    </w:p>
+    <w:tbl>
+      <w:tblPr>
+        <w:tblW w:type="pct" w:w="100%"/>
+        <w:tblBorders>
+          <w:top w:val="single" w:color="auto" w:sz="4"/>
+          <w:left w:val="single" w:color="auto" w:sz="4"/>
+          <w:bottom w:val="single" w:color="auto" w:sz="4"/>
+          <w:right w:val="single" w:color="auto" w:sz="4"/>
+          <w:insideH w:val="single" w:color="auto" w:sz="4"/>
+          <w:insideV w:val="single" w:color="auto" w:sz="4"/>
+        </w:tblBorders>
+      </w:tblPr>
+      <w:tblGrid>
+        <w:gridCol w:w="100"/>
+        <w:gridCol w:w="100"/>
+        <w:gridCol w:w="100"/>
+      </w:tblGrid>
+      <w:tr>
+        <w:tc>
+          <w:tcPr>
+            <w:tcW w:type="pct" w:w="33%"/>
+            <w:tcBorders>
+              <w:top w:val="none"/>
+              <w:left w:val="none"/>
+              <w:bottom w:val="none"/>
+              <w:right w:val="none"/>
+            </w:tcBorders>
+            <w:tcMar>
+              <w:top w:type="dxa" w:w="40"/>
+              <w:left w:type="dxa" w:w="40"/>
+              <w:bottom w:type="dxa" w:w="40"/>
+              <w:right w:type="dxa" w:w="40"/>
+            </w:tcMar>
+          </w:tcPr>
+          <w:p>
+            <w:pPr>
+              <w:jc w:val="center"/>
+            </w:pPr>
+            <w:r>
+              <w:drawing>
+                <wp:inline distT="0" distB="0" distL="0" distR="0">
+                  <wp:extent cx="1428750" cy="1905000"/>
+                  <wp:effectExtent t="0" r="0" b="0" l="0"/>
+                  <wp:docPr id="1" name="" descr="" title=""/>
+                  <wp:cNvGraphicFramePr>
+                    <a:graphicFrameLocks xmlns:a="http://schemas.openxmlformats.org/drawingml/2006/main" noChangeAspect="1"/>
+                  </wp:cNvGraphicFramePr>
+                  <a:graphic xmlns:a="http://schemas.openxmlformats.org/drawingml/2006/main">
+                    <a:graphicData uri="http://schemas.openxmlformats.org/drawingml/2006/picture">
+                      <pic:pic xmlns:pic="http://schemas.openxmlformats.org/drawingml/2006/picture">
+                        <pic:nvPicPr>
+                          <pic:cNvPr id="0" name="" descr=""/>
+                          <pic:cNvPicPr>
+                            <a:picLocks noChangeAspect="1" noChangeArrowheads="1"/>
+                          </pic:cNvPicPr>
+                        </pic:nvPicPr>
+                        <pic:blipFill>
+                          <a:blip r:embed="rId18" cstate="none"/>
+                          <a:srcRect/>
+                          <a:stretch>
+                            <a:fillRect/>
+                          </a:stretch>
+                        </pic:blipFill>
+                        <pic:spPr bwMode="auto">
+                          <a:xfrm>
+                            <a:off x="0" y="0"/>
+                            <a:ext cx="1428750" cy="1905000"/>
+                          </a:xfrm>
+                          <a:prstGeom prst="rect">
+                            <a:avLst/>
+                          </a:prstGeom>
+                        </pic:spPr>
+                      </pic:pic>
+                    </a:graphicData>
+                  </a:graphic>
+                </wp:inline>
+              </w:drawing>
+            </w:r>
+          </w:p>
+          <w:p>
+            <w:pPr>
+              <w:spacing w:after="0" w:before="0" w:line="276"/>
+              <w:jc w:val="center"/>
+            </w:pPr>
+            <w:r>
+              <w:rPr>
+                <w:rFonts w:ascii="맑은 고딕" w:cs="맑은 고딕" w:eastAsia="맑은 고딕" w:hAnsi="맑은 고딕"/>
+                <w:color w:val="64748B"/>
+                <w:sz w:val="16"/>
+                <w:szCs w:val="16"/>
+              </w:rPr>
+              <w:t xml:space="preserve">완도여객선터미널 — 운항시간표 옆</w:t>
+            </w:r>
+          </w:p>
+        </w:tc>
+        <w:tc>
+          <w:tcPr>
+            <w:tcW w:type="pct" w:w="33%"/>
+            <w:tcBorders>
+              <w:top w:val="none"/>
+              <w:left w:val="none"/>
+              <w:bottom w:val="none"/>
+              <w:right w:val="none"/>
+            </w:tcBorders>
+            <w:tcMar>
+              <w:top w:type="dxa" w:w="40"/>
+              <w:left w:type="dxa" w:w="40"/>
+              <w:bottom w:type="dxa" w:w="40"/>
+              <w:right w:type="dxa" w:w="40"/>
+            </w:tcMar>
+          </w:tcPr>
+          <w:p>
+            <w:pPr>
+              <w:jc w:val="center"/>
+            </w:pPr>
+            <w:r>
+              <w:drawing>
+                <wp:inline distT="0" distB="0" distL="0" distR="0">
+                  <wp:extent cx="1428750" cy="1905000"/>
+                  <wp:effectExtent t="0" r="0" b="0" l="0"/>
+                  <wp:docPr id="1" name="" descr="" title=""/>
+                  <wp:cNvGraphicFramePr>
+                    <a:graphicFrameLocks xmlns:a="http://schemas.openxmlformats.org/drawingml/2006/main" noChangeAspect="1"/>
+                  </wp:cNvGraphicFramePr>
+                  <a:graphic xmlns:a="http://schemas.openxmlformats.org/drawingml/2006/main">
+                    <a:graphicData uri="http://schemas.openxmlformats.org/drawingml/2006/picture">
+                      <pic:pic xmlns:pic="http://schemas.openxmlformats.org/drawingml/2006/picture">
+                        <pic:nvPicPr>
+                          <pic:cNvPr id="0" name="" descr=""/>
+                          <pic:cNvPicPr>
+                            <a:picLocks noChangeAspect="1" noChangeArrowheads="1"/>
+                          </pic:cNvPicPr>
+                        </pic:nvPicPr>
+                        <pic:blipFill>
+                          <a:blip r:embed="rId19" cstate="none"/>
+                          <a:srcRect/>
+                          <a:stretch>
+                            <a:fillRect/>
+                          </a:stretch>
+                        </pic:blipFill>
+                        <pic:spPr bwMode="auto">
+                          <a:xfrm>
+                            <a:off x="0" y="0"/>
+                            <a:ext cx="1428750" cy="1905000"/>
+                          </a:xfrm>
+                          <a:prstGeom prst="rect">
+                            <a:avLst/>
+                          </a:prstGeom>
+                        </pic:spPr>
+                      </pic:pic>
+                    </a:graphicData>
+                  </a:graphic>
+                </wp:inline>
+              </w:drawing>
+            </w:r>
+          </w:p>
+          <w:p>
+            <w:pPr>
+              <w:spacing w:after="0" w:before="0" w:line="276"/>
+              <w:jc w:val="center"/>
+            </w:pPr>
+            <w:r>
+              <w:rPr>
+                <w:rFonts w:ascii="맑은 고딕" w:cs="맑은 고딕" w:eastAsia="맑은 고딕" w:hAnsi="맑은 고딕"/>
+                <w:color w:val="64748B"/>
+                <w:sz w:val="16"/>
+                <w:szCs w:val="16"/>
+              </w:rPr>
+              <w:t xml:space="preserve">완도여객선터미널 — 대합실</w:t>
+            </w:r>
+          </w:p>
+        </w:tc>
+        <w:tc>
+          <w:tcPr>
+            <w:tcW w:type="pct" w:w="33%"/>
+            <w:tcBorders>
+              <w:top w:val="none"/>
+              <w:left w:val="none"/>
+              <w:bottom w:val="none"/>
+              <w:right w:val="none"/>
+            </w:tcBorders>
+            <w:tcMar>
+              <w:top w:type="dxa" w:w="40"/>
+              <w:left w:type="dxa" w:w="40"/>
+              <w:bottom w:type="dxa" w:w="40"/>
+              <w:right w:type="dxa" w:w="40"/>
+            </w:tcMar>
+          </w:tcPr>
+          <w:p>
+            <w:pPr>
+              <w:jc w:val="center"/>
+            </w:pPr>
+            <w:r>
+              <w:drawing>
+                <wp:inline distT="0" distB="0" distL="0" distR="0">
+                  <wp:extent cx="1428750" cy="1905000"/>
+                  <wp:effectExtent t="0" r="0" b="0" l="0"/>
+                  <wp:docPr id="1" name="" descr="" title=""/>
+                  <wp:cNvGraphicFramePr>
+                    <a:graphicFrameLocks xmlns:a="http://schemas.openxmlformats.org/drawingml/2006/main" noChangeAspect="1"/>
+                  </wp:cNvGraphicFramePr>
+                  <a:graphic xmlns:a="http://schemas.openxmlformats.org/drawingml/2006/main">
+                    <a:graphicData uri="http://schemas.openxmlformats.org/drawingml/2006/picture">
+                      <pic:pic xmlns:pic="http://schemas.openxmlformats.org/drawingml/2006/picture">
+                        <pic:nvPicPr>
+                          <pic:cNvPr id="0" name="" descr=""/>
+                          <pic:cNvPicPr>
+                            <a:picLocks noChangeAspect="1" noChangeArrowheads="1"/>
+                          </pic:cNvPicPr>
+                        </pic:nvPicPr>
+                        <pic:blipFill>
+                          <a:blip r:embed="rId20" cstate="none"/>
+                          <a:srcRect/>
+                          <a:stretch>
+                            <a:fillRect/>
+                          </a:stretch>
+                        </pic:blipFill>
+                        <pic:spPr bwMode="auto">
+                          <a:xfrm>
+                            <a:off x="0" y="0"/>
                             <a:ext cx="1428750" cy="1905000"/>
                           </a:xfrm>
                           <a:prstGeom prst="rect">
@@ -3394,7 +3893,7 @@
           <w:sz w:val="26"/>
           <w:szCs w:val="26"/>
         </w:rPr>
-        <w:t xml:space="preserve">8. 완도군의 기대 효과</w:t>
+        <w:t xml:space="preserve">9. 완도군의 기대 효과</w:t>
       </w:r>
     </w:p>
     <w:p>
@@ -3503,7 +4002,7 @@
           <w:sz w:val="26"/>
           <w:szCs w:val="26"/>
         </w:rPr>
-        <w:t xml:space="preserve">9. 운영 방식과 지속가능성</w:t>
+        <w:t xml:space="preserve">10. 운영 방식과 지속가능성</w:t>
       </w:r>
     </w:p>
     <w:p>
@@ -3856,7 +4355,7 @@
                     </pic:cNvPicPr>
                   </pic:nvPicPr>
                   <pic:blipFill>
-                    <a:blip r:embed="rId18" cstate="none"/>
+                    <a:blip r:embed="rId21" cstate="none"/>
                     <a:srcRect/>
                     <a:stretch>
                       <a:fillRect/>
@@ -3909,7 +4408,7 @@
           <w:sz w:val="26"/>
           <w:szCs w:val="26"/>
         </w:rPr>
-        <w:t xml:space="preserve">10. 예상 우려와 대응</w:t>
+        <w:t xml:space="preserve">11. 예상 우려와 대응</w:t>
       </w:r>
     </w:p>
     <w:tbl>
@@ -4342,7 +4841,7 @@
           <w:sz w:val="26"/>
           <w:szCs w:val="26"/>
         </w:rPr>
-        <w:t xml:space="preserve">11. 완도군청에 드리는 요청</w:t>
+        <w:t xml:space="preserve">12. 완도군청에 드리는 요청</w:t>
       </w:r>
     </w:p>
     <w:tbl>
@@ -4872,7 +5371,7 @@
           <w:sz w:val="26"/>
           <w:szCs w:val="26"/>
         </w:rPr>
-        <w:t xml:space="preserve">12. 제안자 의견</w:t>
+        <w:t xml:space="preserve">13. 제안자 의견</w:t>
       </w:r>
     </w:p>
     <w:p>

--- a/docs/FerryCast_완도군청_제안서_v2.docx
+++ b/docs/FerryCast_완도군청_제안서_v2.docx
@@ -4755,7 +4755,7 @@
                 <w:sz w:val="19"/>
                 <w:szCs w:val="19"/>
               </w:rPr>
-              <w:t xml:space="preserve">2026년 7월 기준 하루 100여 명이 방문하고 있습니다. 별도 광고 없이 현장 QR 부착과 온라인 소개만으로 얻은 수치이며 꾸준히 늘고 있습니다. 현장에서도 이용자가 QR을 스캔해 확인하는 모습을 직접 확인했습니다. 정식 부착 이후에는 일간 접속자 추이를 정기적으로 완도군청에 공유해 드리겠습니다.</w:t>
+              <w:t xml:space="preserve">2026년 7월 기준 최근 일주일 평균 하루 150명 이상이 방문하고 있습니다. 별도 광고 없이 현장 QR 부착과 온라인 소개만으로 얻은 수치이며, 최근 들어 방문자가 눈에 띄게 늘고 있습니다. 현장에서도 이용자가 QR을 스캔해 확인하는 모습을 직접 확인했습니다. 정식 부착 이후에는 일간 접속자 추이를 정기적으로 완도군청에 공유해 드리겠습니다.</w:t>
             </w:r>
           </w:p>
         </w:tc>

--- a/docs/FerryCast_완도군청_제안서_v2.docx
+++ b/docs/FerryCast_완도군청_제안서_v2.docx
@@ -3165,7 +3165,7 @@
           <w:sz w:val="20"/>
           <w:szCs w:val="20"/>
         </w:rPr>
-        <w:t xml:space="preserve">서비스의 효용을 직접 확인하고자, 자비로 안내물을 제작해 완도여객선터미널과 완도 진입 경로의 거점인 해남종합버스터미널에 시범 부착해 보았습니다. 실제로 공식 운항시간표 바로 옆에서 이용자들이 휴대폰으로 스캔해 배 시각과 결항을 확인합니다.</w:t>
+        <w:t xml:space="preserve">서비스의 효용을 직접 확인하고자, 자비로 안내물을 제작해 완도버스터미널과 완도 진입 경로의 거점인 해남종합버스터미널에 시범 부착해 보았습니다. 실제로 완도버스터미널에 게시된 선박운항시간표 바로 옆에서 이용자들이 휴대폰으로 스캔해 배 시각과 결항을 확인합니다.</w:t>
       </w:r>
     </w:p>
     <w:tbl>
@@ -3259,7 +3259,7 @@
                 <w:sz w:val="16"/>
                 <w:szCs w:val="16"/>
               </w:rPr>
-              <w:t xml:space="preserve">완도여객선터미널 — 운항시간표 옆</w:t>
+              <w:t xml:space="preserve">완도버스터미널 — 선박운항시간표 옆</w:t>
             </w:r>
           </w:p>
         </w:tc>
@@ -3336,7 +3336,7 @@
                 <w:sz w:val="16"/>
                 <w:szCs w:val="16"/>
               </w:rPr>
-              <w:t xml:space="preserve">완도여객선터미널 — 대합실</w:t>
+              <w:t xml:space="preserve">완도버스터미널 — 대합실</w:t>
             </w:r>
           </w:p>
         </w:tc>
@@ -5058,7 +5058,7 @@
                 <w:sz w:val="19"/>
                 <w:szCs w:val="19"/>
               </w:rPr>
-              <w:t xml:space="preserve">여객선터미널 등 완도 공공장소에 내구성 있는 QR 안내물 정식 부착 허가 (현재 임시 시범물 → 정식 안내물로 교체)</w:t>
+              <w:t xml:space="preserve">완도버스터미널 등 완도 공공장소에 내구성 있는 QR 안내물 정식 부착 허가 (현재 임시 시범물 → 정식 안내물로 교체)</w:t>
             </w:r>
           </w:p>
         </w:tc>
